--- a/Sjabloon/Testrapport-1.docx
+++ b/Sjabloon/Testrapport-1.docx
@@ -1,6 +1,6 @@
 
 <file path=word/document.xml><?xml version="1.0" encoding="utf-8"?>
-<w:document xmlns:wpc="http://schemas.microsoft.com/office/word/2010/wordprocessingCanvas" xmlns:cx="http://schemas.microsoft.com/office/drawing/2014/chartex" xmlns:cx1="http://schemas.microsoft.com/office/drawing/2015/9/8/chartex" xmlns:cx2="http://schemas.microsoft.com/office/drawing/2015/10/21/chartex" xmlns:cx3="http://schemas.microsoft.com/office/drawing/2016/5/9/chartex" xmlns:cx4="http://schemas.microsoft.com/office/drawing/2016/5/10/chartex" xmlns:cx5="http://schemas.microsoft.com/office/drawing/2016/5/11/chartex" xmlns:cx6="http://schemas.microsoft.com/office/drawing/2016/5/12/chartex" xmlns:cx7="http://schemas.microsoft.com/office/drawing/2016/5/13/chartex" xmlns:cx8="http://schemas.microsoft.com/office/drawing/2016/5/14/chartex" xmlns:mc="http://schemas.openxmlformats.org/markup-compatibility/2006" xmlns:aink="http://schemas.microsoft.com/office/drawing/2016/ink" xmlns:am3d="http://schemas.microsoft.com/office/drawing/2017/model3d" xmlns:o="urn:schemas-microsoft-com:office:office" xmlns:oel="http://schemas.microsoft.com/office/2019/extlst" xmlns:r="http://schemas.openxmlformats.org/officeDocument/2006/relationships" xmlns:m="http://schemas.openxmlformats.org/officeDocument/2006/math" xmlns:v="urn:schemas-microsoft-com:vml" xmlns:wp14="http://schemas.microsoft.com/office/word/2010/wordprocessingDrawing" xmlns:wp="http://schemas.openxmlformats.org/drawingml/2006/wordprocessingDrawing" xmlns:w10="urn:schemas-microsoft-com:office:word" xmlns:w="http://schemas.openxmlformats.org/wordprocessingml/2006/main" xmlns:w14="http://schemas.microsoft.com/office/word/2010/wordml" xmlns:w15="http://schemas.microsoft.com/office/word/2012/wordml" xmlns:w16cex="http://schemas.microsoft.com/office/word/2018/wordml/cex" xmlns:w16cid="http://schemas.microsoft.com/office/word/2016/wordml/cid" xmlns:w16="http://schemas.microsoft.com/office/word/2018/wordml" xmlns:w16sdtdh="http://schemas.microsoft.com/office/word/2020/wordml/sdtdatahash" xmlns:w16se="http://schemas.microsoft.com/office/word/2015/wordml/symex" xmlns:wpg="http://schemas.microsoft.com/office/word/2010/wordprocessingGroup" xmlns:wpi="http://schemas.microsoft.com/office/word/2010/wordprocessingInk" xmlns:wne="http://schemas.microsoft.com/office/word/2006/wordml" xmlns:wps="http://schemas.microsoft.com/office/word/2010/wordprocessingShape" mc:Ignorable="w14 w15 w16se w16cid w16 w16cex w16sdtdh wp14">
+<w:document xmlns:wpc="http://schemas.microsoft.com/office/word/2010/wordprocessingCanvas" xmlns:cx="http://schemas.microsoft.com/office/drawing/2014/chartex" xmlns:cx1="http://schemas.microsoft.com/office/drawing/2015/9/8/chartex" xmlns:cx2="http://schemas.microsoft.com/office/drawing/2015/10/21/chartex" xmlns:cx3="http://schemas.microsoft.com/office/drawing/2016/5/9/chartex" xmlns:cx4="http://schemas.microsoft.com/office/drawing/2016/5/10/chartex" xmlns:cx5="http://schemas.microsoft.com/office/drawing/2016/5/11/chartex" xmlns:cx6="http://schemas.microsoft.com/office/drawing/2016/5/12/chartex" xmlns:cx7="http://schemas.microsoft.com/office/drawing/2016/5/13/chartex" xmlns:cx8="http://schemas.microsoft.com/office/drawing/2016/5/14/chartex" xmlns:mc="http://schemas.openxmlformats.org/markup-compatibility/2006" xmlns:aink="http://schemas.microsoft.com/office/drawing/2016/ink" xmlns:am3d="http://schemas.microsoft.com/office/drawing/2017/model3d" xmlns:o="urn:schemas-microsoft-com:office:office" xmlns:oel="http://schemas.microsoft.com/office/2019/extlst" xmlns:r="http://schemas.openxmlformats.org/officeDocument/2006/relationships" xmlns:m="http://schemas.openxmlformats.org/officeDocument/2006/math" xmlns:v="urn:schemas-microsoft-com:vml" xmlns:wp14="http://schemas.microsoft.com/office/word/2010/wordprocessingDrawing" xmlns:wp="http://schemas.openxmlformats.org/drawingml/2006/wordprocessingDrawing" xmlns:w10="urn:schemas-microsoft-com:office:word" xmlns:w="http://schemas.openxmlformats.org/wordprocessingml/2006/main" xmlns:w14="http://schemas.microsoft.com/office/word/2010/wordml" xmlns:w15="http://schemas.microsoft.com/office/word/2012/wordml" xmlns:w16cex="http://schemas.microsoft.com/office/word/2018/wordml/cex" xmlns:w16cid="http://schemas.microsoft.com/office/word/2016/wordml/cid" xmlns:w16="http://schemas.microsoft.com/office/word/2018/wordml" xmlns:w16du="http://schemas.microsoft.com/office/word/2023/wordml/word16du" xmlns:w16sdtdh="http://schemas.microsoft.com/office/word/2020/wordml/sdtdatahash" xmlns:w16sdtfl="http://schemas.microsoft.com/office/word/2024/wordml/sdtformatlock" xmlns:w16se="http://schemas.microsoft.com/office/word/2015/wordml/symex" xmlns:wpg="http://schemas.microsoft.com/office/word/2010/wordprocessingGroup" xmlns:wpi="http://schemas.microsoft.com/office/word/2010/wordprocessingInk" xmlns:wne="http://schemas.microsoft.com/office/word/2006/wordml" xmlns:wps="http://schemas.microsoft.com/office/word/2010/wordprocessingShape" mc:Ignorable="w14 w15 w16se w16cid w16 w16cex w16sdtdh w16sdtfl w16du wp14">
   <w:body>
     <w:p>
       <w:pPr>
@@ -98,10 +98,16 @@
       <w:r>
         <w:t>:</w:t>
       </w:r>
+      <w:r>
+        <w:t xml:space="preserve"> Danny</w:t>
+      </w:r>
     </w:p>
     <w:p>
       <w:r>
         <w:t>Naam ontwikkelaar:</w:t>
+      </w:r>
+      <w:r>
+        <w:t xml:space="preserve"> 29-03-2026</w:t>
       </w:r>
     </w:p>
     <w:p>
@@ -123,7 +129,7 @@
     <w:p/>
     <w:tbl>
       <w:tblPr>
-        <w:tblStyle w:val="Tabelraster"/>
+        <w:tblStyle w:val="TableGrid"/>
         <w:tblW w:w="0" w:type="auto"/>
         <w:tblLook w:val="04A0" w:firstRow="1" w:lastRow="0" w:firstColumn="1" w:lastColumn="0" w:noHBand="0" w:noVBand="1"/>
       </w:tblPr>
@@ -149,11 +155,9 @@
             <w:tcW w:w="2265" w:type="dxa"/>
           </w:tcPr>
           <w:p>
-            <w:proofErr w:type="gramStart"/>
             <w:r>
               <w:t>opmerkingen</w:t>
             </w:r>
-            <w:proofErr w:type="gramEnd"/>
           </w:p>
         </w:tc>
         <w:tc>
@@ -194,7 +198,10 @@
           </w:tcPr>
           <w:p>
             <w:r>
-              <w:t>[Wat heb je waargenomen]</w:t>
+              <w:t>[verwijder assortiment product</w:t>
+            </w:r>
+            <w:r>
+              <w:t>]</w:t>
             </w:r>
           </w:p>
         </w:tc>
@@ -204,7 +211,13 @@
           </w:tcPr>
           <w:p>
             <w:r>
-              <w:t>[Datum]</w:t>
+              <w:t>[</w:t>
+            </w:r>
+            <w:r>
+              <w:t>29-03-2026</w:t>
+            </w:r>
+            <w:r>
+              <w:t>]</w:t>
             </w:r>
           </w:p>
         </w:tc>
@@ -214,7 +227,13 @@
           </w:tcPr>
           <w:p>
             <w:r>
-              <w:t>[Naam tester]</w:t>
+              <w:t>[</w:t>
+            </w:r>
+            <w:r>
+              <w:t>Danny</w:t>
+            </w:r>
+            <w:r>
+              <w:t>]</w:t>
             </w:r>
           </w:p>
         </w:tc>
@@ -272,7 +291,7 @@
       <w:sdtContent>
         <w:p>
           <w:pPr>
-            <w:pStyle w:val="Kopvaninhoudsopgave"/>
+            <w:pStyle w:val="TOCHeading"/>
           </w:pPr>
           <w:r>
             <w:t>Inhoud</w:t>
@@ -280,7 +299,7 @@
         </w:p>
         <w:p>
           <w:pPr>
-            <w:pStyle w:val="Inhopg1"/>
+            <w:pStyle w:val="TOC1"/>
             <w:tabs>
               <w:tab w:val="right" w:leader="dot" w:pos="9062"/>
             </w:tabs>
@@ -361,7 +380,7 @@
         </w:p>
         <w:p>
           <w:pPr>
-            <w:pStyle w:val="Inhopg1"/>
+            <w:pStyle w:val="TOC1"/>
             <w:tabs>
               <w:tab w:val="right" w:leader="dot" w:pos="9062"/>
             </w:tabs>
@@ -434,7 +453,7 @@
         </w:p>
         <w:p>
           <w:pPr>
-            <w:pStyle w:val="Inhopg2"/>
+            <w:pStyle w:val="TOC2"/>
             <w:tabs>
               <w:tab w:val="right" w:leader="dot" w:pos="9062"/>
             </w:tabs>
@@ -507,7 +526,7 @@
         </w:p>
         <w:p>
           <w:pPr>
-            <w:pStyle w:val="Inhopg3"/>
+            <w:pStyle w:val="TOC3"/>
             <w:tabs>
               <w:tab w:val="right" w:leader="dot" w:pos="9062"/>
             </w:tabs>
@@ -575,7 +594,7 @@
         </w:p>
         <w:p>
           <w:pPr>
-            <w:pStyle w:val="Inhopg3"/>
+            <w:pStyle w:val="TOC3"/>
             <w:tabs>
               <w:tab w:val="right" w:leader="dot" w:pos="9062"/>
             </w:tabs>
@@ -643,7 +662,7 @@
         </w:p>
         <w:p>
           <w:pPr>
-            <w:pStyle w:val="Inhopg3"/>
+            <w:pStyle w:val="TOC3"/>
             <w:tabs>
               <w:tab w:val="right" w:leader="dot" w:pos="9062"/>
             </w:tabs>
@@ -713,7 +732,7 @@
         </w:p>
         <w:p>
           <w:pPr>
-            <w:pStyle w:val="Inhopg2"/>
+            <w:pStyle w:val="TOC2"/>
             <w:tabs>
               <w:tab w:val="right" w:leader="dot" w:pos="9062"/>
             </w:tabs>
@@ -799,7 +818,7 @@
     <w:p/>
     <w:p>
       <w:pPr>
-        <w:pStyle w:val="Kop1"/>
+        <w:pStyle w:val="Heading1"/>
       </w:pPr>
       <w:bookmarkStart w:id="0" w:name="_Toc129584010"/>
       <w:r>
@@ -812,16 +831,11 @@
         <w:t xml:space="preserve">Dit document is opgesteld voor </w:t>
       </w:r>
       <w:r>
-        <w:t xml:space="preserve">ontwikkelaars, </w:t>
-      </w:r>
-      <w:proofErr w:type="spellStart"/>
-      <w:r>
-        <w:t>productowner</w:t>
+        <w:t>ontwikkelaars, productowner</w:t>
       </w:r>
       <w:r>
         <w:t>s</w:t>
       </w:r>
-      <w:proofErr w:type="spellEnd"/>
       <w:r>
         <w:t>, testers</w:t>
       </w:r>
@@ -840,11 +854,7 @@
         <w:t>ser</w:t>
       </w:r>
       <w:r>
-        <w:t xml:space="preserve"> </w:t>
-      </w:r>
-      <w:proofErr w:type="spellStart"/>
-      <w:r>
-        <w:t>S</w:t>
+        <w:t xml:space="preserve"> S</w:t>
       </w:r>
       <w:r>
         <w:t>tor</w:t>
@@ -852,7 +862,6 @@
       <w:r>
         <w:t>ies</w:t>
       </w:r>
-      <w:proofErr w:type="spellEnd"/>
       <w:r>
         <w:t xml:space="preserve"> en verbetervoorstellen</w:t>
       </w:r>
@@ -864,203 +873,57 @@
       <w:r>
         <w:br w:type="page"/>
       </w:r>
-    </w:p>
-    <w:p>
-      <w:pPr>
-        <w:rPr>
-          <w:rFonts w:asciiTheme="majorHAnsi" w:eastAsiaTheme="majorEastAsia" w:hAnsiTheme="majorHAnsi" w:cstheme="majorBidi"/>
-          <w:color w:val="2F5496" w:themeColor="accent1" w:themeShade="BF"/>
-          <w:sz w:val="32"/>
-          <w:szCs w:val="32"/>
-        </w:rPr>
-      </w:pPr>
-    </w:p>
-    <w:p>
-      <w:pPr>
-        <w:pStyle w:val="Kop1"/>
+      <w:bookmarkStart w:id="1" w:name="_Toc129584011"/>
+      <w:r>
         <w:rPr>
           <w:lang w:val="en-GB"/>
         </w:rPr>
-      </w:pPr>
-      <w:bookmarkStart w:id="1" w:name="_Toc129584011"/>
-      <w:proofErr w:type="spellStart"/>
+        <w:lastRenderedPageBreak/>
+        <w:t>Conclusie</w:t>
+      </w:r>
       <w:r>
         <w:rPr>
           <w:lang w:val="en-GB"/>
         </w:rPr>
-        <w:t>Conclusie</w:t>
+        <w:t>s</w:t>
       </w:r>
       <w:r>
         <w:rPr>
           <w:lang w:val="en-GB"/>
         </w:rPr>
-        <w:t>s</w:t>
-      </w:r>
-      <w:proofErr w:type="spellEnd"/>
-      <w:r>
+        <w:t>:</w:t>
+      </w:r>
+      <w:bookmarkEnd w:id="1"/>
+    </w:p>
+    <w:p>
+      <w:pPr>
+        <w:pStyle w:val="Heading2"/>
         <w:rPr>
           <w:lang w:val="en-GB"/>
         </w:rPr>
-        <w:t>:</w:t>
-      </w:r>
-      <w:bookmarkEnd w:id="1"/>
-    </w:p>
-    <w:p>
-      <w:pPr>
+      </w:pPr>
+      <w:bookmarkStart w:id="2" w:name="_Toc129584012"/>
+      <w:r>
         <w:rPr>
           <w:lang w:val="en-GB"/>
         </w:rPr>
-      </w:pPr>
-    </w:p>
-    <w:p>
-      <w:pPr>
-        <w:pStyle w:val="Kop2"/>
-        <w:rPr>
-          <w:lang w:val="en-GB"/>
-        </w:rPr>
-      </w:pPr>
-      <w:bookmarkStart w:id="2" w:name="_Toc129584012"/>
-      <w:r>
-        <w:rPr>
-          <w:lang w:val="en-GB"/>
-        </w:rPr>
-        <w:t>User Story1: [</w:t>
-      </w:r>
-      <w:proofErr w:type="spellStart"/>
-      <w:r>
-        <w:rPr>
-          <w:lang w:val="en-GB"/>
-        </w:rPr>
-        <w:t>Titel</w:t>
-      </w:r>
-      <w:proofErr w:type="spellEnd"/>
-      <w:r>
-        <w:rPr>
-          <w:lang w:val="en-GB"/>
-        </w:rPr>
-        <w:t xml:space="preserve"> van User Story1]</w:t>
+        <w:t>User Story1: [Titel van User Story1]</w:t>
       </w:r>
       <w:bookmarkEnd w:id="2"/>
     </w:p>
     <w:p>
-      <w:pPr>
-        <w:rPr>
-          <w:lang w:val="en-GB"/>
-        </w:rPr>
-      </w:pPr>
-    </w:p>
-    <w:p>
-      <w:pPr>
-        <w:rPr>
-          <w:rFonts w:asciiTheme="majorHAnsi" w:eastAsiaTheme="majorEastAsia" w:hAnsiTheme="majorHAnsi" w:cstheme="majorBidi"/>
-          <w:b/>
-          <w:bCs/>
-          <w:color w:val="1F3763" w:themeColor="accent1" w:themeShade="7F"/>
-        </w:rPr>
-      </w:pPr>
-      <w:bookmarkStart w:id="3" w:name="_Toc129584013"/>
-      <w:r>
-        <w:rPr>
-          <w:rStyle w:val="Kop3Char"/>
+      <w:bookmarkStart w:id="3" w:name="_Toc129584014"/>
+      <w:r>
+        <w:rPr>
+          <w:rStyle w:val="Heading3Char"/>
           <w:b/>
           <w:bCs/>
           <w:sz w:val="28"/>
           <w:szCs w:val="28"/>
         </w:rPr>
-        <w:t>Benoem bugs</w:t>
+        <w:t>Benoem ontbrekend scenario van bestaande user story</w:t>
       </w:r>
       <w:bookmarkEnd w:id="3"/>
-      <w:r>
-        <w:br/>
-      </w:r>
-      <w:r>
-        <w:t xml:space="preserve">Benoem de bugs uit het testresultaat. Als het testresultaat van </w:t>
-      </w:r>
-      <w:r>
-        <w:t>het</w:t>
-      </w:r>
-      <w:r>
-        <w:t xml:space="preserve"> happy of </w:t>
-      </w:r>
-      <w:proofErr w:type="spellStart"/>
-      <w:r>
-        <w:t>unhappy</w:t>
-      </w:r>
-      <w:proofErr w:type="spellEnd"/>
-      <w:r>
-        <w:t xml:space="preserve"> scenario afwijkt van het verwachte resultaat is het een bug.</w:t>
-      </w:r>
-    </w:p>
-    <w:p>
-      <w:r>
-        <w:t>B</w:t>
-      </w:r>
-      <w:r>
-        <w:t xml:space="preserve">ugs: </w:t>
-      </w:r>
-      <w:proofErr w:type="spellStart"/>
-      <w:r>
-        <w:t>TestId</w:t>
-      </w:r>
-      <w:proofErr w:type="spellEnd"/>
-      <w:r>
-        <w:t xml:space="preserve"> [nummer], ….</w:t>
-      </w:r>
-    </w:p>
-    <w:p>
-      <w:r>
-        <w:t>Ik doe: …….</w:t>
-      </w:r>
-    </w:p>
-    <w:p>
-      <w:r>
-        <w:t>Ik zie: …….</w:t>
-      </w:r>
-    </w:p>
-    <w:p>
-      <w:r>
-        <w:t>Ik verwacht: ……</w:t>
-      </w:r>
-    </w:p>
-    <w:p>
-      <w:r>
-        <w:t xml:space="preserve">(Let op! </w:t>
-      </w:r>
-      <w:r>
-        <w:t>Een bug betekent</w:t>
-      </w:r>
-      <w:r>
-        <w:t xml:space="preserve"> dat</w:t>
-      </w:r>
-      <w:r>
-        <w:t xml:space="preserve"> code niet goed is getest</w:t>
-      </w:r>
-      <w:r>
-        <w:t xml:space="preserve"> en </w:t>
-      </w:r>
-      <w:proofErr w:type="spellStart"/>
-      <w:r>
-        <w:t>gereviewd</w:t>
-      </w:r>
-      <w:proofErr w:type="spellEnd"/>
-      <w:r>
-        <w:t>)</w:t>
-      </w:r>
-    </w:p>
-    <w:p/>
-    <w:p>
-      <w:bookmarkStart w:id="4" w:name="_Toc129584014"/>
-      <w:r>
-        <w:rPr>
-          <w:rStyle w:val="Kop3Char"/>
-          <w:b/>
-          <w:bCs/>
-          <w:sz w:val="28"/>
-          <w:szCs w:val="28"/>
-        </w:rPr>
-        <w:t>Benoem ontbrekend scenario van bestaande user story</w:t>
-      </w:r>
-      <w:bookmarkEnd w:id="4"/>
       <w:r>
         <w:rPr>
           <w:b/>
@@ -1094,6 +957,9 @@
       <w:r>
         <w:t>:</w:t>
       </w:r>
+      <w:r>
+        <w:t xml:space="preserve"> Ik heb de veranderingen gedaan dat de datums meer in deze tijd zijn.</w:t>
+      </w:r>
     </w:p>
     <w:p>
       <w:r>
@@ -1102,8 +968,787 @@
     </w:p>
     <w:p>
       <w:pPr>
-        <w:shd w:val="clear" w:color="auto" w:fill="FFFFFF"/>
-        <w:spacing w:after="0" w:line="240" w:lineRule="auto"/>
+        <w:rPr>
+          <w:b/>
+          <w:bCs/>
+          <w:sz w:val="24"/>
+          <w:szCs w:val="24"/>
+        </w:rPr>
+      </w:pPr>
+      <w:r>
+        <w:rPr>
+          <w:b/>
+          <w:bCs/>
+          <w:sz w:val="24"/>
+          <w:szCs w:val="24"/>
+        </w:rPr>
+        <w:t>Userstory 1 : Verwijder product uit het assortiment</w:t>
+      </w:r>
+    </w:p>
+    <w:p>
+      <w:pPr>
+        <w:rPr>
+          <w:b/>
+          <w:bCs/>
+          <w:sz w:val="24"/>
+          <w:szCs w:val="24"/>
+        </w:rPr>
+      </w:pPr>
+      <w:r>
+        <w:rPr>
+          <w:b/>
+          <w:bCs/>
+          <w:sz w:val="24"/>
+          <w:szCs w:val="24"/>
+        </w:rPr>
+        <w:t>Als : manager</w:t>
+      </w:r>
+    </w:p>
+    <w:p>
+      <w:pPr>
+        <w:rPr>
+          <w:b/>
+          <w:bCs/>
+          <w:sz w:val="24"/>
+          <w:szCs w:val="24"/>
+        </w:rPr>
+      </w:pPr>
+      <w:r>
+        <w:rPr>
+          <w:b/>
+          <w:bCs/>
+          <w:sz w:val="24"/>
+          <w:szCs w:val="24"/>
+        </w:rPr>
+        <w:t>Wil ik : een overzicht kunnen zien van alle producten die uit het assortiment gaan en deze kunnen verwijderen</w:t>
+      </w:r>
+    </w:p>
+    <w:p>
+      <w:pPr>
+        <w:rPr>
+          <w:b/>
+          <w:bCs/>
+          <w:sz w:val="24"/>
+          <w:szCs w:val="24"/>
+        </w:rPr>
+      </w:pPr>
+      <w:r>
+        <w:rPr>
+          <w:b/>
+          <w:bCs/>
+          <w:sz w:val="24"/>
+          <w:szCs w:val="24"/>
+        </w:rPr>
+        <w:t>Zodat ik : de database kan opschonen van producten die niet meer leverbaar zijn</w:t>
+      </w:r>
+    </w:p>
+    <w:p>
+      <w:pPr>
+        <w:rPr>
+          <w:b/>
+          <w:bCs/>
+          <w:sz w:val="24"/>
+          <w:szCs w:val="24"/>
+        </w:rPr>
+      </w:pPr>
+      <w:r>
+        <w:rPr>
+          <w:b/>
+          <w:bCs/>
+          <w:sz w:val="24"/>
+          <w:szCs w:val="24"/>
+        </w:rPr>
+        <w:t>Scenario_01: Ik kan een overzicht inzien van alle producten die uit het assortiment gaan</w:t>
+      </w:r>
+    </w:p>
+    <w:p>
+      <w:pPr>
+        <w:rPr>
+          <w:b/>
+          <w:bCs/>
+          <w:sz w:val="24"/>
+          <w:szCs w:val="24"/>
+        </w:rPr>
+      </w:pPr>
+      <w:r>
+        <w:rPr>
+          <w:b/>
+          <w:bCs/>
+          <w:sz w:val="24"/>
+          <w:szCs w:val="24"/>
+        </w:rPr>
+        <w:t>Gegeven : ik ben met mijn accountgegevens ingelogd in de webapplicatie van het bedrijf Jamin</w:t>
+      </w:r>
+    </w:p>
+    <w:p>
+      <w:pPr>
+        <w:rPr>
+          <w:b/>
+          <w:bCs/>
+          <w:sz w:val="24"/>
+          <w:szCs w:val="24"/>
+        </w:rPr>
+      </w:pPr>
+      <w:r>
+        <w:rPr>
+          <w:b/>
+          <w:bCs/>
+          <w:sz w:val="24"/>
+          <w:szCs w:val="24"/>
+        </w:rPr>
+        <w:t>En : ik klik op de link Overzicht producten uit het assortiment op de homepage (Wireframe-01)</w:t>
+      </w:r>
+    </w:p>
+    <w:p>
+      <w:pPr>
+        <w:rPr>
+          <w:b/>
+          <w:bCs/>
+          <w:sz w:val="24"/>
+          <w:szCs w:val="24"/>
+        </w:rPr>
+      </w:pPr>
+      <w:r>
+        <w:rPr>
+          <w:b/>
+          <w:bCs/>
+          <w:sz w:val="24"/>
+          <w:szCs w:val="24"/>
+        </w:rPr>
+        <w:t>En : ik kom op het scherm Overzicht producten uit het assortiment waar de verschillende producten te zien zijn</w:t>
+      </w:r>
+    </w:p>
+    <w:p>
+      <w:pPr>
+        <w:rPr>
+          <w:b/>
+          <w:bCs/>
+          <w:sz w:val="24"/>
+          <w:szCs w:val="24"/>
+        </w:rPr>
+      </w:pPr>
+      <w:r>
+        <w:rPr>
+          <w:b/>
+          <w:bCs/>
+          <w:sz w:val="24"/>
+          <w:szCs w:val="24"/>
+        </w:rPr>
+        <w:t>die ooit geleverd zijn aan het bedrijf en uit het assortiment gaan. Deze producten zijn gesorteerd op</w:t>
+      </w:r>
+    </w:p>
+    <w:p>
+      <w:pPr>
+        <w:rPr>
+          <w:b/>
+          <w:bCs/>
+          <w:sz w:val="24"/>
+          <w:szCs w:val="24"/>
+        </w:rPr>
+      </w:pPr>
+      <w:r>
+        <w:rPr>
+          <w:b/>
+          <w:bCs/>
+          <w:sz w:val="24"/>
+          <w:szCs w:val="24"/>
+        </w:rPr>
+        <w:t>Einddatumlevering aflopend(Wireframe-02)</w:t>
+      </w:r>
+    </w:p>
+    <w:p>
+      <w:pPr>
+        <w:rPr>
+          <w:b/>
+          <w:bCs/>
+          <w:sz w:val="24"/>
+          <w:szCs w:val="24"/>
+        </w:rPr>
+      </w:pPr>
+      <w:r>
+        <w:rPr>
+          <w:b/>
+          <w:bCs/>
+          <w:sz w:val="24"/>
+          <w:szCs w:val="24"/>
+        </w:rPr>
+        <w:t>Wanneer : ik in de startdatum datepickerelement de datum 01-05-2024 invul</w:t>
+      </w:r>
+    </w:p>
+    <w:p>
+      <w:pPr>
+        <w:rPr>
+          <w:b/>
+          <w:bCs/>
+          <w:sz w:val="24"/>
+          <w:szCs w:val="24"/>
+        </w:rPr>
+      </w:pPr>
+      <w:r>
+        <w:rPr>
+          <w:b/>
+          <w:bCs/>
+          <w:sz w:val="24"/>
+          <w:szCs w:val="24"/>
+        </w:rPr>
+        <w:t>En : ik in de einddatum datepickerelement de datum 01-06-2024 invul</w:t>
+      </w:r>
+    </w:p>
+    <w:p>
+      <w:pPr>
+        <w:rPr>
+          <w:b/>
+          <w:bCs/>
+          <w:sz w:val="24"/>
+          <w:szCs w:val="24"/>
+        </w:rPr>
+      </w:pPr>
+      <w:r>
+        <w:rPr>
+          <w:b/>
+          <w:bCs/>
+          <w:sz w:val="24"/>
+          <w:szCs w:val="24"/>
+        </w:rPr>
+        <w:t>En : ik klik op de knop “Maak selectie”</w:t>
+      </w:r>
+    </w:p>
+    <w:p>
+      <w:pPr>
+        <w:rPr>
+          <w:b/>
+          <w:bCs/>
+          <w:sz w:val="24"/>
+          <w:szCs w:val="24"/>
+        </w:rPr>
+      </w:pPr>
+      <w:r>
+        <w:rPr>
+          <w:b/>
+          <w:bCs/>
+          <w:sz w:val="24"/>
+          <w:szCs w:val="24"/>
+        </w:rPr>
+        <w:t>Dan : zie ik op het scherm Overzicht producten uit het assortiment alleen die producten die uit het assortiment</w:t>
+      </w:r>
+    </w:p>
+    <w:p>
+      <w:pPr>
+        <w:rPr>
+          <w:b/>
+          <w:bCs/>
+          <w:sz w:val="24"/>
+          <w:szCs w:val="24"/>
+        </w:rPr>
+      </w:pPr>
+      <w:r>
+        <w:rPr>
+          <w:b/>
+          <w:bCs/>
+          <w:sz w:val="24"/>
+          <w:szCs w:val="24"/>
+        </w:rPr>
+        <w:t>gaan in het tijdsvak 01-05-2024 t/m 01-06-2024 (Wireframe-02)</w:t>
+      </w:r>
+    </w:p>
+    <w:p>
+      <w:pPr>
+        <w:rPr>
+          <w:b/>
+          <w:bCs/>
+          <w:sz w:val="24"/>
+          <w:szCs w:val="24"/>
+        </w:rPr>
+      </w:pPr>
+      <w:r>
+        <w:rPr>
+          <w:b/>
+          <w:bCs/>
+          <w:sz w:val="24"/>
+          <w:szCs w:val="24"/>
+        </w:rPr>
+        <w:t>En : de producten zijn gesorteerd op Einddatumlevering aflopend</w:t>
+      </w:r>
+    </w:p>
+    <w:p>
+      <w:pPr>
+        <w:rPr>
+          <w:b/>
+          <w:bCs/>
+          <w:sz w:val="24"/>
+          <w:szCs w:val="24"/>
+        </w:rPr>
+      </w:pPr>
+      <w:r>
+        <w:rPr>
+          <w:b/>
+          <w:bCs/>
+          <w:sz w:val="24"/>
+          <w:szCs w:val="24"/>
+        </w:rPr>
+        <w:t>Scenario_02: Ik kan een overzicht inzien van alle producten die uit het assortiment gaan en kan deze verwijderen</w:t>
+      </w:r>
+    </w:p>
+    <w:p>
+      <w:pPr>
+        <w:rPr>
+          <w:b/>
+          <w:bCs/>
+          <w:sz w:val="24"/>
+          <w:szCs w:val="24"/>
+        </w:rPr>
+      </w:pPr>
+      <w:r>
+        <w:rPr>
+          <w:b/>
+          <w:bCs/>
+          <w:sz w:val="24"/>
+          <w:szCs w:val="24"/>
+        </w:rPr>
+        <w:lastRenderedPageBreak/>
+        <w:t>Gegeven : ik ben met mijn accountgegevens ingelogd in de webapplicatie van het bedrijf Jamin</w:t>
+      </w:r>
+    </w:p>
+    <w:p>
+      <w:pPr>
+        <w:rPr>
+          <w:b/>
+          <w:bCs/>
+          <w:sz w:val="24"/>
+          <w:szCs w:val="24"/>
+        </w:rPr>
+      </w:pPr>
+      <w:r>
+        <w:rPr>
+          <w:b/>
+          <w:bCs/>
+          <w:sz w:val="24"/>
+          <w:szCs w:val="24"/>
+        </w:rPr>
+        <w:t>En : ik klik op de link Overzicht producten uit het assortiment op de homepage (Wireframe-01)</w:t>
+      </w:r>
+    </w:p>
+    <w:p>
+      <w:pPr>
+        <w:rPr>
+          <w:b/>
+          <w:bCs/>
+          <w:sz w:val="24"/>
+          <w:szCs w:val="24"/>
+        </w:rPr>
+      </w:pPr>
+      <w:r>
+        <w:rPr>
+          <w:b/>
+          <w:bCs/>
+          <w:sz w:val="24"/>
+          <w:szCs w:val="24"/>
+        </w:rPr>
+        <w:t>En : ik kom op het scherm Overzicht producten uit het assortiment waar de verschillende producten te zien zijn</w:t>
+      </w:r>
+    </w:p>
+    <w:p>
+      <w:pPr>
+        <w:rPr>
+          <w:b/>
+          <w:bCs/>
+          <w:sz w:val="24"/>
+          <w:szCs w:val="24"/>
+        </w:rPr>
+      </w:pPr>
+      <w:r>
+        <w:rPr>
+          <w:b/>
+          <w:bCs/>
+          <w:sz w:val="24"/>
+          <w:szCs w:val="24"/>
+        </w:rPr>
+        <w:t>die ooit geleverd zijn aan het bedrijf en uit het assortiment gaan. Deze producten zijn gesorteerd op</w:t>
+      </w:r>
+    </w:p>
+    <w:p>
+      <w:pPr>
+        <w:rPr>
+          <w:b/>
+          <w:bCs/>
+          <w:sz w:val="24"/>
+          <w:szCs w:val="24"/>
+        </w:rPr>
+      </w:pPr>
+      <w:r>
+        <w:rPr>
+          <w:b/>
+          <w:bCs/>
+          <w:sz w:val="24"/>
+          <w:szCs w:val="24"/>
+        </w:rPr>
+        <w:t>Einddatumlevering aflopend(Wireframe-02)</w:t>
+      </w:r>
+    </w:p>
+    <w:p>
+      <w:pPr>
+        <w:rPr>
+          <w:b/>
+          <w:bCs/>
+          <w:sz w:val="24"/>
+          <w:szCs w:val="24"/>
+        </w:rPr>
+      </w:pPr>
+      <w:r>
+        <w:rPr>
+          <w:b/>
+          <w:bCs/>
+          <w:sz w:val="24"/>
+          <w:szCs w:val="24"/>
+        </w:rPr>
+        <w:t>En : ik in de startdatum datepickerelement de datum 01-05-2024 invul</w:t>
+      </w:r>
+    </w:p>
+    <w:p>
+      <w:pPr>
+        <w:rPr>
+          <w:b/>
+          <w:bCs/>
+          <w:sz w:val="24"/>
+          <w:szCs w:val="24"/>
+        </w:rPr>
+      </w:pPr>
+      <w:r>
+        <w:rPr>
+          <w:b/>
+          <w:bCs/>
+          <w:sz w:val="24"/>
+          <w:szCs w:val="24"/>
+        </w:rPr>
+        <w:t>En : ik in de einddatum datepickerelement de datum 01-06-2024 invul</w:t>
+      </w:r>
+    </w:p>
+    <w:p>
+      <w:pPr>
+        <w:rPr>
+          <w:b/>
+          <w:bCs/>
+          <w:sz w:val="24"/>
+          <w:szCs w:val="24"/>
+        </w:rPr>
+      </w:pPr>
+      <w:r>
+        <w:rPr>
+          <w:b/>
+          <w:bCs/>
+          <w:sz w:val="24"/>
+          <w:szCs w:val="24"/>
+        </w:rPr>
+        <w:t>En : ik klik op de knop “Maak selectie”</w:t>
+      </w:r>
+    </w:p>
+    <w:p>
+      <w:pPr>
+        <w:rPr>
+          <w:b/>
+          <w:bCs/>
+          <w:sz w:val="24"/>
+          <w:szCs w:val="24"/>
+        </w:rPr>
+      </w:pPr>
+      <w:r>
+        <w:rPr>
+          <w:b/>
+          <w:bCs/>
+          <w:sz w:val="24"/>
+          <w:szCs w:val="24"/>
+        </w:rPr>
+        <w:t>En : ik klik op de verwijder knop van het product schoolkrijt</w:t>
+      </w:r>
+    </w:p>
+    <w:p>
+      <w:pPr>
+        <w:rPr>
+          <w:b/>
+          <w:bCs/>
+          <w:sz w:val="24"/>
+          <w:szCs w:val="24"/>
+        </w:rPr>
+      </w:pPr>
+      <w:r>
+        <w:rPr>
+          <w:b/>
+          <w:bCs/>
+          <w:sz w:val="24"/>
+          <w:szCs w:val="24"/>
+        </w:rPr>
+        <w:t>En : ik kom op de pagina Product (Wireframe-03)</w:t>
+      </w:r>
+    </w:p>
+    <w:p>
+      <w:pPr>
+        <w:rPr>
+          <w:b/>
+          <w:bCs/>
+          <w:sz w:val="24"/>
+          <w:szCs w:val="24"/>
+        </w:rPr>
+      </w:pPr>
+      <w:r>
+        <w:rPr>
+          <w:b/>
+          <w:bCs/>
+          <w:sz w:val="24"/>
+          <w:szCs w:val="24"/>
+        </w:rPr>
+        <w:t>Wanneer : ik klik op de verwijder knop op de pagina Product (Wireframe-03)</w:t>
+      </w:r>
+    </w:p>
+    <w:p>
+      <w:pPr>
+        <w:rPr>
+          <w:b/>
+          <w:bCs/>
+          <w:sz w:val="24"/>
+          <w:szCs w:val="24"/>
+        </w:rPr>
+      </w:pPr>
+      <w:r>
+        <w:rPr>
+          <w:b/>
+          <w:bCs/>
+          <w:sz w:val="24"/>
+          <w:szCs w:val="24"/>
+        </w:rPr>
+        <w:t>Dan : krijg ik de melding “Product is succesvol verwijdert” (Wireframe-04)</w:t>
+      </w:r>
+    </w:p>
+    <w:p>
+      <w:pPr>
+        <w:rPr>
+          <w:b/>
+          <w:bCs/>
+          <w:sz w:val="24"/>
+          <w:szCs w:val="24"/>
+        </w:rPr>
+      </w:pPr>
+      <w:r>
+        <w:rPr>
+          <w:b/>
+          <w:bCs/>
+          <w:sz w:val="24"/>
+          <w:szCs w:val="24"/>
+        </w:rPr>
+        <w:t>Scenario_03: Ik kan een overzicht inzien van alle producten die uit het assortiment gaan en kan deze verwijderen</w:t>
+      </w:r>
+    </w:p>
+    <w:p>
+      <w:pPr>
+        <w:rPr>
+          <w:b/>
+          <w:bCs/>
+          <w:sz w:val="24"/>
+          <w:szCs w:val="24"/>
+        </w:rPr>
+      </w:pPr>
+      <w:r>
+        <w:rPr>
+          <w:b/>
+          <w:bCs/>
+          <w:sz w:val="24"/>
+          <w:szCs w:val="24"/>
+        </w:rPr>
+        <w:t>Gegeven : ik ben met mijn accountgegevens ingelogd in de webapplicatie van het bedrijf Jamin</w:t>
+      </w:r>
+    </w:p>
+    <w:p>
+      <w:pPr>
+        <w:rPr>
+          <w:b/>
+          <w:bCs/>
+          <w:sz w:val="24"/>
+          <w:szCs w:val="24"/>
+        </w:rPr>
+      </w:pPr>
+      <w:r>
+        <w:rPr>
+          <w:b/>
+          <w:bCs/>
+          <w:sz w:val="24"/>
+          <w:szCs w:val="24"/>
+        </w:rPr>
+        <w:t>En : ik klik op de link Overzicht producten uit het assortiment op de homepage (Wireframe-01)</w:t>
+      </w:r>
+    </w:p>
+    <w:p>
+      <w:pPr>
+        <w:rPr>
+          <w:b/>
+          <w:bCs/>
+          <w:sz w:val="24"/>
+          <w:szCs w:val="24"/>
+        </w:rPr>
+      </w:pPr>
+      <w:r>
+        <w:rPr>
+          <w:b/>
+          <w:bCs/>
+          <w:sz w:val="24"/>
+          <w:szCs w:val="24"/>
+        </w:rPr>
+        <w:t>En : ik kom op het scherm Overzicht producten uit het assortiment waar de verschillende producten te zien zijn</w:t>
+      </w:r>
+    </w:p>
+    <w:p>
+      <w:pPr>
+        <w:rPr>
+          <w:b/>
+          <w:bCs/>
+          <w:sz w:val="24"/>
+          <w:szCs w:val="24"/>
+        </w:rPr>
+      </w:pPr>
+      <w:r>
+        <w:rPr>
+          <w:b/>
+          <w:bCs/>
+          <w:sz w:val="24"/>
+          <w:szCs w:val="24"/>
+        </w:rPr>
+        <w:t>die ooit geleverd zijn aan het bedrijf en uit het assortiment gaan. Deze producten zijn gesorteerd op</w:t>
+      </w:r>
+    </w:p>
+    <w:p>
+      <w:pPr>
+        <w:rPr>
+          <w:b/>
+          <w:bCs/>
+          <w:sz w:val="24"/>
+          <w:szCs w:val="24"/>
+        </w:rPr>
+      </w:pPr>
+      <w:r>
+        <w:rPr>
+          <w:b/>
+          <w:bCs/>
+          <w:sz w:val="24"/>
+          <w:szCs w:val="24"/>
+        </w:rPr>
+        <w:t>Einddatumlevering aflopend (Wireframe-02)</w:t>
+      </w:r>
+    </w:p>
+    <w:p>
+      <w:pPr>
+        <w:rPr>
+          <w:b/>
+          <w:bCs/>
+          <w:sz w:val="24"/>
+          <w:szCs w:val="24"/>
+        </w:rPr>
+      </w:pPr>
+      <w:r>
+        <w:rPr>
+          <w:b/>
+          <w:bCs/>
+          <w:sz w:val="24"/>
+          <w:szCs w:val="24"/>
+        </w:rPr>
+        <w:t>En : ik in de startdatum datepickerelement de datum 01-05-2024 invul</w:t>
+      </w:r>
+    </w:p>
+    <w:p>
+      <w:pPr>
+        <w:rPr>
+          <w:b/>
+          <w:bCs/>
+          <w:sz w:val="24"/>
+          <w:szCs w:val="24"/>
+        </w:rPr>
+      </w:pPr>
+      <w:r>
+        <w:rPr>
+          <w:b/>
+          <w:bCs/>
+          <w:sz w:val="24"/>
+          <w:szCs w:val="24"/>
+        </w:rPr>
+        <w:t>En : ik in de einddatum datepickerelement de datum 01-06-2024 invul</w:t>
+      </w:r>
+    </w:p>
+    <w:p>
+      <w:pPr>
+        <w:rPr>
+          <w:b/>
+          <w:bCs/>
+          <w:sz w:val="24"/>
+          <w:szCs w:val="24"/>
+        </w:rPr>
+      </w:pPr>
+      <w:r>
+        <w:rPr>
+          <w:b/>
+          <w:bCs/>
+          <w:sz w:val="24"/>
+          <w:szCs w:val="24"/>
+        </w:rPr>
+        <w:t>En : ik klik op de knop “Maak selectie”</w:t>
+      </w:r>
+    </w:p>
+    <w:p>
+      <w:pPr>
+        <w:rPr>
+          <w:b/>
+          <w:bCs/>
+          <w:sz w:val="24"/>
+          <w:szCs w:val="24"/>
+        </w:rPr>
+      </w:pPr>
+      <w:r>
+        <w:rPr>
+          <w:b/>
+          <w:bCs/>
+          <w:sz w:val="24"/>
+          <w:szCs w:val="24"/>
+        </w:rPr>
+        <w:t>En : ik klik op de verwijder knop van het product honingdrop</w:t>
+      </w:r>
+    </w:p>
+    <w:p>
+      <w:pPr>
+        <w:rPr>
+          <w:b/>
+          <w:bCs/>
+          <w:sz w:val="24"/>
+          <w:szCs w:val="24"/>
+        </w:rPr>
+      </w:pPr>
+      <w:r>
+        <w:rPr>
+          <w:b/>
+          <w:bCs/>
+          <w:sz w:val="24"/>
+          <w:szCs w:val="24"/>
+        </w:rPr>
+        <w:t>En : ik kom op de pagina Product (Wireframe-05)</w:t>
+      </w:r>
+    </w:p>
+    <w:p>
+      <w:pPr>
+        <w:rPr>
+          <w:b/>
+          <w:bCs/>
+          <w:sz w:val="24"/>
+          <w:szCs w:val="24"/>
+        </w:rPr>
+      </w:pPr>
+      <w:r>
+        <w:rPr>
+          <w:b/>
+          <w:bCs/>
+          <w:sz w:val="24"/>
+          <w:szCs w:val="24"/>
+        </w:rPr>
+        <w:lastRenderedPageBreak/>
+        <w:t>Wanneer : ik klik op de verwijder knop op de pagina Product (Wireframe-05)</w:t>
+      </w:r>
+    </w:p>
+    <w:p>
+      <w:pPr>
         <w:rPr>
           <w:rFonts w:ascii="Calibri" w:eastAsia="Times New Roman" w:hAnsi="Calibri" w:cs="Calibri"/>
           <w:color w:val="201F1E"/>
@@ -1112,1065 +1757,1013 @@
       </w:pPr>
       <w:r>
         <w:rPr>
+          <w:b/>
+          <w:bCs/>
+          <w:sz w:val="24"/>
+          <w:szCs w:val="24"/>
+        </w:rPr>
+        <w:t>Dan : krijg ik de melding “Product kan niet worden verwijdert, datum van vandaag ligt voor einddatum levering”</w:t>
+      </w:r>
+      <w:r>
+        <w:rPr>
+          <w:b/>
+          <w:bCs/>
+          <w:sz w:val="24"/>
+          <w:szCs w:val="24"/>
+        </w:rPr>
+        <w:br/>
+      </w:r>
+    </w:p>
+    <w:p>
+      <w:pPr>
+        <w:rPr>
+          <w:b/>
+          <w:bCs/>
+          <w:sz w:val="24"/>
+          <w:szCs w:val="24"/>
+        </w:rPr>
+      </w:pPr>
+      <w:bookmarkStart w:id="4" w:name="_Toc129584015"/>
+      <w:r>
+        <w:rPr>
+          <w:rFonts w:eastAsia="Times New Roman"/>
+          <w:b/>
+          <w:bCs/>
+          <w:lang w:eastAsia="nl-NL"/>
+        </w:rPr>
+        <w:t>Benoem nieuwe user story</w:t>
+      </w:r>
+      <w:r>
+        <w:rPr>
+          <w:rFonts w:eastAsia="Times New Roman"/>
+          <w:b/>
+          <w:bCs/>
+          <w:lang w:eastAsia="nl-NL"/>
+        </w:rPr>
+        <w:t xml:space="preserve"> (verbetervoorstel)</w:t>
+      </w:r>
+      <w:bookmarkEnd w:id="4"/>
+      <w:r>
+        <w:rPr>
+          <w:rFonts w:eastAsia="Times New Roman"/>
+          <w:b/>
+          <w:bCs/>
+          <w:lang w:eastAsia="nl-NL"/>
+        </w:rPr>
+        <w:br/>
+      </w:r>
+      <w:r>
+        <w:rPr>
+          <w:rFonts w:eastAsia="Times New Roman"/>
+          <w:b/>
+          <w:bCs/>
+          <w:lang w:eastAsia="nl-NL"/>
+        </w:rPr>
+        <w:br/>
+      </w:r>
+      <w:r>
+        <w:rPr>
+          <w:b/>
+          <w:bCs/>
+          <w:sz w:val="24"/>
+          <w:szCs w:val="24"/>
+        </w:rPr>
+        <w:t>Userstory 1 : Verwijder product uit het assortiment</w:t>
+      </w:r>
+    </w:p>
+    <w:p>
+      <w:pPr>
+        <w:rPr>
+          <w:b/>
+          <w:bCs/>
+          <w:sz w:val="24"/>
+          <w:szCs w:val="24"/>
+        </w:rPr>
+      </w:pPr>
+      <w:r>
+        <w:rPr>
+          <w:b/>
+          <w:bCs/>
+          <w:sz w:val="24"/>
+          <w:szCs w:val="24"/>
+        </w:rPr>
+        <w:t>Als : manager</w:t>
+      </w:r>
+    </w:p>
+    <w:p>
+      <w:pPr>
+        <w:rPr>
+          <w:b/>
+          <w:bCs/>
+          <w:sz w:val="24"/>
+          <w:szCs w:val="24"/>
+        </w:rPr>
+      </w:pPr>
+      <w:r>
+        <w:rPr>
+          <w:b/>
+          <w:bCs/>
+          <w:sz w:val="24"/>
+          <w:szCs w:val="24"/>
+        </w:rPr>
+        <w:t>Wil ik : een overzicht kunnen zien van alle producten die uit het assortiment gaan en deze kunnen verwijderen</w:t>
+      </w:r>
+    </w:p>
+    <w:p>
+      <w:pPr>
+        <w:rPr>
+          <w:b/>
+          <w:bCs/>
+          <w:sz w:val="24"/>
+          <w:szCs w:val="24"/>
+        </w:rPr>
+      </w:pPr>
+      <w:r>
+        <w:rPr>
+          <w:b/>
+          <w:bCs/>
+          <w:sz w:val="24"/>
+          <w:szCs w:val="24"/>
+        </w:rPr>
+        <w:t>Zodat ik : de database kan opschonen van producten die niet meer leverbaar zijn</w:t>
+      </w:r>
+    </w:p>
+    <w:p>
+      <w:pPr>
+        <w:rPr>
+          <w:b/>
+          <w:bCs/>
+          <w:sz w:val="24"/>
+          <w:szCs w:val="24"/>
+        </w:rPr>
+      </w:pPr>
+      <w:r>
+        <w:rPr>
+          <w:b/>
+          <w:bCs/>
+          <w:sz w:val="24"/>
+          <w:szCs w:val="24"/>
+        </w:rPr>
+        <w:t>Scenario_01: Ik kan een overzicht inzien van alle producten die uit het assortiment gaan</w:t>
+      </w:r>
+    </w:p>
+    <w:p>
+      <w:pPr>
+        <w:rPr>
+          <w:b/>
+          <w:bCs/>
+          <w:sz w:val="24"/>
+          <w:szCs w:val="24"/>
+        </w:rPr>
+      </w:pPr>
+      <w:r>
+        <w:rPr>
+          <w:b/>
+          <w:bCs/>
+          <w:sz w:val="24"/>
+          <w:szCs w:val="24"/>
+        </w:rPr>
+        <w:t>Gegeven : ik ben met mijn accountgegevens ingelogd in de webapplicatie van het bedrijf Jamin</w:t>
+      </w:r>
+    </w:p>
+    <w:p>
+      <w:pPr>
+        <w:rPr>
+          <w:b/>
+          <w:bCs/>
+          <w:sz w:val="24"/>
+          <w:szCs w:val="24"/>
+        </w:rPr>
+      </w:pPr>
+      <w:r>
+        <w:rPr>
+          <w:b/>
+          <w:bCs/>
+          <w:sz w:val="24"/>
+          <w:szCs w:val="24"/>
+        </w:rPr>
+        <w:t>En : ik klik op de link Overzicht producten uit het assortiment op de homepage (Wireframe-01)</w:t>
+      </w:r>
+    </w:p>
+    <w:p>
+      <w:pPr>
+        <w:rPr>
+          <w:b/>
+          <w:bCs/>
+          <w:sz w:val="24"/>
+          <w:szCs w:val="24"/>
+        </w:rPr>
+      </w:pPr>
+      <w:r>
+        <w:rPr>
+          <w:b/>
+          <w:bCs/>
+          <w:sz w:val="24"/>
+          <w:szCs w:val="24"/>
+        </w:rPr>
+        <w:t>En : ik kom op het scherm Overzicht producten uit het assortiment waar de verschillende producten te zien zijn</w:t>
+      </w:r>
+    </w:p>
+    <w:p>
+      <w:pPr>
+        <w:rPr>
+          <w:b/>
+          <w:bCs/>
+          <w:sz w:val="24"/>
+          <w:szCs w:val="24"/>
+        </w:rPr>
+      </w:pPr>
+      <w:r>
+        <w:rPr>
+          <w:b/>
+          <w:bCs/>
+          <w:sz w:val="24"/>
+          <w:szCs w:val="24"/>
+        </w:rPr>
+        <w:t>die ooit geleverd zijn aan het bedrijf en uit het assortiment gaan. Deze producten zijn gesorteerd op</w:t>
+      </w:r>
+    </w:p>
+    <w:p>
+      <w:pPr>
+        <w:rPr>
+          <w:b/>
+          <w:bCs/>
+          <w:sz w:val="24"/>
+          <w:szCs w:val="24"/>
+        </w:rPr>
+      </w:pPr>
+      <w:r>
+        <w:rPr>
+          <w:b/>
+          <w:bCs/>
+          <w:sz w:val="24"/>
+          <w:szCs w:val="24"/>
+        </w:rPr>
+        <w:t>Einddatumlevering aflopend(Wireframe-02)</w:t>
+      </w:r>
+    </w:p>
+    <w:p>
+      <w:pPr>
+        <w:rPr>
+          <w:b/>
+          <w:bCs/>
+          <w:sz w:val="24"/>
+          <w:szCs w:val="24"/>
+        </w:rPr>
+      </w:pPr>
+      <w:r>
+        <w:rPr>
+          <w:b/>
+          <w:bCs/>
+          <w:sz w:val="24"/>
+          <w:szCs w:val="24"/>
+        </w:rPr>
+        <w:t>Wanneer : ik in de startdatum datepickerelement de datum 01-05-202</w:t>
+      </w:r>
+      <w:r>
+        <w:rPr>
+          <w:b/>
+          <w:bCs/>
+          <w:sz w:val="24"/>
+          <w:szCs w:val="24"/>
+        </w:rPr>
+        <w:t>6</w:t>
+      </w:r>
+      <w:r>
+        <w:rPr>
+          <w:b/>
+          <w:bCs/>
+          <w:sz w:val="24"/>
+          <w:szCs w:val="24"/>
+        </w:rPr>
+        <w:t xml:space="preserve"> invul</w:t>
+      </w:r>
+    </w:p>
+    <w:p>
+      <w:pPr>
+        <w:rPr>
+          <w:b/>
+          <w:bCs/>
+          <w:sz w:val="24"/>
+          <w:szCs w:val="24"/>
+        </w:rPr>
+      </w:pPr>
+      <w:r>
+        <w:rPr>
+          <w:b/>
+          <w:bCs/>
+          <w:sz w:val="24"/>
+          <w:szCs w:val="24"/>
+        </w:rPr>
+        <w:t>En : ik in de einddatum datepickerelement de datum 01-06-202</w:t>
+      </w:r>
+      <w:r>
+        <w:rPr>
+          <w:b/>
+          <w:bCs/>
+          <w:sz w:val="24"/>
+          <w:szCs w:val="24"/>
+        </w:rPr>
+        <w:t>6</w:t>
+      </w:r>
+      <w:r>
+        <w:rPr>
+          <w:b/>
+          <w:bCs/>
+          <w:sz w:val="24"/>
+          <w:szCs w:val="24"/>
+        </w:rPr>
+        <w:t xml:space="preserve"> invul</w:t>
+      </w:r>
+    </w:p>
+    <w:p>
+      <w:pPr>
+        <w:rPr>
+          <w:b/>
+          <w:bCs/>
+          <w:sz w:val="24"/>
+          <w:szCs w:val="24"/>
+        </w:rPr>
+      </w:pPr>
+      <w:r>
+        <w:rPr>
+          <w:b/>
+          <w:bCs/>
+          <w:sz w:val="24"/>
+          <w:szCs w:val="24"/>
+        </w:rPr>
+        <w:t>En : ik klik op de knop “Maak selectie”</w:t>
+      </w:r>
+    </w:p>
+    <w:p>
+      <w:pPr>
+        <w:rPr>
+          <w:b/>
+          <w:bCs/>
+          <w:sz w:val="24"/>
+          <w:szCs w:val="24"/>
+        </w:rPr>
+      </w:pPr>
+      <w:r>
+        <w:rPr>
+          <w:b/>
+          <w:bCs/>
+          <w:sz w:val="24"/>
+          <w:szCs w:val="24"/>
+        </w:rPr>
+        <w:t>Dan : zie ik op het scherm Overzicht producten uit het assortiment alleen die producten die uit het assortiment</w:t>
+      </w:r>
+    </w:p>
+    <w:p>
+      <w:pPr>
+        <w:rPr>
+          <w:b/>
+          <w:bCs/>
+          <w:sz w:val="24"/>
+          <w:szCs w:val="24"/>
+        </w:rPr>
+      </w:pPr>
+      <w:r>
+        <w:rPr>
+          <w:b/>
+          <w:bCs/>
+          <w:sz w:val="24"/>
+          <w:szCs w:val="24"/>
+        </w:rPr>
+        <w:t>gaan in het tijdsvak 01-05-202</w:t>
+      </w:r>
+      <w:r>
+        <w:rPr>
+          <w:b/>
+          <w:bCs/>
+          <w:sz w:val="24"/>
+          <w:szCs w:val="24"/>
+        </w:rPr>
+        <w:t>6</w:t>
+      </w:r>
+      <w:r>
+        <w:rPr>
+          <w:b/>
+          <w:bCs/>
+          <w:sz w:val="24"/>
+          <w:szCs w:val="24"/>
+        </w:rPr>
+        <w:t xml:space="preserve"> t/m 01-06-202</w:t>
+      </w:r>
+      <w:r>
+        <w:rPr>
+          <w:b/>
+          <w:bCs/>
+          <w:sz w:val="24"/>
+          <w:szCs w:val="24"/>
+        </w:rPr>
+        <w:t>6</w:t>
+      </w:r>
+      <w:r>
+        <w:rPr>
+          <w:b/>
+          <w:bCs/>
+          <w:sz w:val="24"/>
+          <w:szCs w:val="24"/>
+        </w:rPr>
+        <w:t xml:space="preserve"> (Wireframe-02)</w:t>
+      </w:r>
+    </w:p>
+    <w:p>
+      <w:pPr>
+        <w:rPr>
+          <w:b/>
+          <w:bCs/>
+          <w:sz w:val="24"/>
+          <w:szCs w:val="24"/>
+        </w:rPr>
+      </w:pPr>
+      <w:r>
+        <w:rPr>
+          <w:b/>
+          <w:bCs/>
+          <w:sz w:val="24"/>
+          <w:szCs w:val="24"/>
+        </w:rPr>
+        <w:t>En : de producten zijn gesorteerd op Einddatumlevering aflopend</w:t>
+      </w:r>
+    </w:p>
+    <w:p>
+      <w:pPr>
+        <w:rPr>
+          <w:b/>
+          <w:bCs/>
+          <w:sz w:val="24"/>
+          <w:szCs w:val="24"/>
+        </w:rPr>
+      </w:pPr>
+      <w:r>
+        <w:rPr>
+          <w:b/>
+          <w:bCs/>
+          <w:sz w:val="24"/>
+          <w:szCs w:val="24"/>
+        </w:rPr>
+        <w:t>Scenario_02: Ik kan een overzicht inzien van alle producten die uit het assortiment gaan en kan deze verwijderen</w:t>
+      </w:r>
+    </w:p>
+    <w:p>
+      <w:pPr>
+        <w:rPr>
+          <w:b/>
+          <w:bCs/>
+          <w:sz w:val="24"/>
+          <w:szCs w:val="24"/>
+        </w:rPr>
+      </w:pPr>
+      <w:r>
+        <w:rPr>
+          <w:b/>
+          <w:bCs/>
+          <w:sz w:val="24"/>
+          <w:szCs w:val="24"/>
+        </w:rPr>
+        <w:t>Gegeven : ik ben met mijn accountgegevens ingelogd in de webapplicatie van het bedrijf Jamin</w:t>
+      </w:r>
+    </w:p>
+    <w:p>
+      <w:pPr>
+        <w:rPr>
+          <w:b/>
+          <w:bCs/>
+          <w:sz w:val="24"/>
+          <w:szCs w:val="24"/>
+        </w:rPr>
+      </w:pPr>
+      <w:r>
+        <w:rPr>
+          <w:b/>
+          <w:bCs/>
+          <w:sz w:val="24"/>
+          <w:szCs w:val="24"/>
+        </w:rPr>
+        <w:lastRenderedPageBreak/>
+        <w:t>En : ik klik op de link Overzicht producten uit het assortiment op de homepage (Wireframe-01)</w:t>
+      </w:r>
+    </w:p>
+    <w:p>
+      <w:pPr>
+        <w:rPr>
+          <w:b/>
+          <w:bCs/>
+          <w:sz w:val="24"/>
+          <w:szCs w:val="24"/>
+        </w:rPr>
+      </w:pPr>
+      <w:r>
+        <w:rPr>
+          <w:b/>
+          <w:bCs/>
+          <w:sz w:val="24"/>
+          <w:szCs w:val="24"/>
+        </w:rPr>
+        <w:t>En : ik kom op het scherm Overzicht producten uit het assortiment waar de verschillende producten te zien zijn</w:t>
+      </w:r>
+    </w:p>
+    <w:p>
+      <w:pPr>
+        <w:rPr>
+          <w:b/>
+          <w:bCs/>
+          <w:sz w:val="24"/>
+          <w:szCs w:val="24"/>
+        </w:rPr>
+      </w:pPr>
+      <w:r>
+        <w:rPr>
+          <w:b/>
+          <w:bCs/>
+          <w:sz w:val="24"/>
+          <w:szCs w:val="24"/>
+        </w:rPr>
+        <w:t>die ooit geleverd zijn aan het bedrijf en uit het assortiment gaan. Deze producten zijn gesorteerd op</w:t>
+      </w:r>
+    </w:p>
+    <w:p>
+      <w:pPr>
+        <w:rPr>
+          <w:b/>
+          <w:bCs/>
+          <w:sz w:val="24"/>
+          <w:szCs w:val="24"/>
+        </w:rPr>
+      </w:pPr>
+      <w:r>
+        <w:rPr>
+          <w:b/>
+          <w:bCs/>
+          <w:sz w:val="24"/>
+          <w:szCs w:val="24"/>
+        </w:rPr>
+        <w:t>Einddatumlevering aflopend(Wireframe-02)</w:t>
+      </w:r>
+    </w:p>
+    <w:p>
+      <w:pPr>
+        <w:rPr>
+          <w:b/>
+          <w:bCs/>
+          <w:sz w:val="24"/>
+          <w:szCs w:val="24"/>
+        </w:rPr>
+      </w:pPr>
+      <w:r>
+        <w:rPr>
+          <w:b/>
+          <w:bCs/>
+          <w:sz w:val="24"/>
+          <w:szCs w:val="24"/>
+        </w:rPr>
+        <w:t>En : ik in de startdatum datepickerelement de datum 01-05-202</w:t>
+      </w:r>
+      <w:r>
+        <w:rPr>
+          <w:b/>
+          <w:bCs/>
+          <w:sz w:val="24"/>
+          <w:szCs w:val="24"/>
+        </w:rPr>
+        <w:t>6</w:t>
+      </w:r>
+      <w:r>
+        <w:rPr>
+          <w:b/>
+          <w:bCs/>
+          <w:sz w:val="24"/>
+          <w:szCs w:val="24"/>
+        </w:rPr>
+        <w:t xml:space="preserve"> invul</w:t>
+      </w:r>
+    </w:p>
+    <w:p>
+      <w:pPr>
+        <w:rPr>
+          <w:b/>
+          <w:bCs/>
+          <w:sz w:val="24"/>
+          <w:szCs w:val="24"/>
+        </w:rPr>
+      </w:pPr>
+      <w:r>
+        <w:rPr>
+          <w:b/>
+          <w:bCs/>
+          <w:sz w:val="24"/>
+          <w:szCs w:val="24"/>
+        </w:rPr>
+        <w:t>En : ik in de einddatum datepickerelement de datum 01-06-202</w:t>
+      </w:r>
+      <w:r>
+        <w:rPr>
+          <w:b/>
+          <w:bCs/>
+          <w:sz w:val="24"/>
+          <w:szCs w:val="24"/>
+        </w:rPr>
+        <w:t>6</w:t>
+      </w:r>
+      <w:r>
+        <w:rPr>
+          <w:b/>
+          <w:bCs/>
+          <w:sz w:val="24"/>
+          <w:szCs w:val="24"/>
+        </w:rPr>
+        <w:t xml:space="preserve"> invul</w:t>
+      </w:r>
+    </w:p>
+    <w:p>
+      <w:pPr>
+        <w:rPr>
+          <w:b/>
+          <w:bCs/>
+          <w:sz w:val="24"/>
+          <w:szCs w:val="24"/>
+        </w:rPr>
+      </w:pPr>
+      <w:r>
+        <w:rPr>
+          <w:b/>
+          <w:bCs/>
+          <w:sz w:val="24"/>
+          <w:szCs w:val="24"/>
+        </w:rPr>
+        <w:t>En : ik klik op de knop “Maak selectie”</w:t>
+      </w:r>
+    </w:p>
+    <w:p>
+      <w:pPr>
+        <w:rPr>
+          <w:b/>
+          <w:bCs/>
+          <w:sz w:val="24"/>
+          <w:szCs w:val="24"/>
+        </w:rPr>
+      </w:pPr>
+      <w:r>
+        <w:rPr>
+          <w:b/>
+          <w:bCs/>
+          <w:sz w:val="24"/>
+          <w:szCs w:val="24"/>
+        </w:rPr>
+        <w:t>En : ik klik op de verwijder knop van het product schoolkrijt</w:t>
+      </w:r>
+    </w:p>
+    <w:p>
+      <w:pPr>
+        <w:rPr>
+          <w:b/>
+          <w:bCs/>
+          <w:sz w:val="24"/>
+          <w:szCs w:val="24"/>
+        </w:rPr>
+      </w:pPr>
+      <w:r>
+        <w:rPr>
+          <w:b/>
+          <w:bCs/>
+          <w:sz w:val="24"/>
+          <w:szCs w:val="24"/>
+        </w:rPr>
+        <w:t>En : ik kom op de pagina Product (Wireframe-03)</w:t>
+      </w:r>
+    </w:p>
+    <w:p>
+      <w:pPr>
+        <w:rPr>
+          <w:b/>
+          <w:bCs/>
+          <w:sz w:val="24"/>
+          <w:szCs w:val="24"/>
+        </w:rPr>
+      </w:pPr>
+      <w:r>
+        <w:rPr>
+          <w:b/>
+          <w:bCs/>
+          <w:sz w:val="24"/>
+          <w:szCs w:val="24"/>
+        </w:rPr>
+        <w:t>Wanneer : ik klik op de verwijder knop op de pagina Product (Wireframe-03)</w:t>
+      </w:r>
+    </w:p>
+    <w:p>
+      <w:pPr>
+        <w:rPr>
+          <w:b/>
+          <w:bCs/>
+          <w:sz w:val="24"/>
+          <w:szCs w:val="24"/>
+        </w:rPr>
+      </w:pPr>
+      <w:r>
+        <w:rPr>
+          <w:b/>
+          <w:bCs/>
+          <w:sz w:val="24"/>
+          <w:szCs w:val="24"/>
+        </w:rPr>
+        <w:t>Dan : krijg ik de melding “Product is succesvol verwijdert” (Wireframe-04)</w:t>
+      </w:r>
+    </w:p>
+    <w:p>
+      <w:pPr>
+        <w:rPr>
+          <w:b/>
+          <w:bCs/>
+          <w:sz w:val="24"/>
+          <w:szCs w:val="24"/>
+        </w:rPr>
+      </w:pPr>
+      <w:r>
+        <w:rPr>
+          <w:b/>
+          <w:bCs/>
+          <w:sz w:val="24"/>
+          <w:szCs w:val="24"/>
+        </w:rPr>
+        <w:t>Scenario_03: Ik kan een overzicht inzien van alle producten die uit het assortiment gaan en kan deze verwijderen</w:t>
+      </w:r>
+    </w:p>
+    <w:p>
+      <w:pPr>
+        <w:rPr>
+          <w:b/>
+          <w:bCs/>
+          <w:sz w:val="24"/>
+          <w:szCs w:val="24"/>
+        </w:rPr>
+      </w:pPr>
+      <w:r>
+        <w:rPr>
+          <w:b/>
+          <w:bCs/>
+          <w:sz w:val="24"/>
+          <w:szCs w:val="24"/>
+        </w:rPr>
+        <w:t>Gegeven : ik ben met mijn accountgegevens ingelogd in de webapplicatie van het bedrijf Jamin</w:t>
+      </w:r>
+    </w:p>
+    <w:p>
+      <w:pPr>
+        <w:rPr>
+          <w:b/>
+          <w:bCs/>
+          <w:sz w:val="24"/>
+          <w:szCs w:val="24"/>
+        </w:rPr>
+      </w:pPr>
+      <w:r>
+        <w:rPr>
+          <w:b/>
+          <w:bCs/>
+          <w:sz w:val="24"/>
+          <w:szCs w:val="24"/>
+        </w:rPr>
+        <w:t>En : ik klik op de link Overzicht producten uit het assortiment op de homepage (Wireframe-01)</w:t>
+      </w:r>
+    </w:p>
+    <w:p>
+      <w:pPr>
+        <w:rPr>
+          <w:b/>
+          <w:bCs/>
+          <w:sz w:val="24"/>
+          <w:szCs w:val="24"/>
+        </w:rPr>
+      </w:pPr>
+      <w:r>
+        <w:rPr>
+          <w:b/>
+          <w:bCs/>
+          <w:sz w:val="24"/>
+          <w:szCs w:val="24"/>
+        </w:rPr>
+        <w:t>En : ik kom op het scherm Overzicht producten uit het assortiment waar de verschillende producten te zien zijn</w:t>
+      </w:r>
+    </w:p>
+    <w:p>
+      <w:pPr>
+        <w:rPr>
+          <w:b/>
+          <w:bCs/>
+          <w:sz w:val="24"/>
+          <w:szCs w:val="24"/>
+        </w:rPr>
+      </w:pPr>
+      <w:r>
+        <w:rPr>
+          <w:b/>
+          <w:bCs/>
+          <w:sz w:val="24"/>
+          <w:szCs w:val="24"/>
+        </w:rPr>
+        <w:t>die ooit geleverd zijn aan het bedrijf en uit het assortiment gaan. Deze producten zijn gesorteerd op</w:t>
+      </w:r>
+    </w:p>
+    <w:p>
+      <w:pPr>
+        <w:rPr>
+          <w:b/>
+          <w:bCs/>
+          <w:sz w:val="24"/>
+          <w:szCs w:val="24"/>
+        </w:rPr>
+      </w:pPr>
+      <w:r>
+        <w:rPr>
+          <w:b/>
+          <w:bCs/>
+          <w:sz w:val="24"/>
+          <w:szCs w:val="24"/>
+        </w:rPr>
+        <w:t>Einddatumlevering aflopend (Wireframe-02)</w:t>
+      </w:r>
+    </w:p>
+    <w:p>
+      <w:pPr>
+        <w:rPr>
+          <w:b/>
+          <w:bCs/>
+          <w:sz w:val="24"/>
+          <w:szCs w:val="24"/>
+        </w:rPr>
+      </w:pPr>
+      <w:r>
+        <w:rPr>
+          <w:b/>
+          <w:bCs/>
+          <w:sz w:val="24"/>
+          <w:szCs w:val="24"/>
+        </w:rPr>
+        <w:t>En : ik in de startdatum datepickerelement de datum 01-05-202</w:t>
+      </w:r>
+      <w:r>
+        <w:rPr>
+          <w:b/>
+          <w:bCs/>
+          <w:sz w:val="24"/>
+          <w:szCs w:val="24"/>
+        </w:rPr>
+        <w:t>6</w:t>
+      </w:r>
+      <w:r>
+        <w:rPr>
+          <w:b/>
+          <w:bCs/>
+          <w:sz w:val="24"/>
+          <w:szCs w:val="24"/>
+        </w:rPr>
+        <w:t xml:space="preserve"> invul</w:t>
+      </w:r>
+    </w:p>
+    <w:p>
+      <w:pPr>
+        <w:rPr>
+          <w:b/>
+          <w:bCs/>
+          <w:sz w:val="24"/>
+          <w:szCs w:val="24"/>
+        </w:rPr>
+      </w:pPr>
+      <w:r>
+        <w:rPr>
+          <w:b/>
+          <w:bCs/>
+          <w:sz w:val="24"/>
+          <w:szCs w:val="24"/>
+        </w:rPr>
+        <w:t>En : ik in de einddatum datepickerelement de datum 01-06-202</w:t>
+      </w:r>
+      <w:r>
+        <w:rPr>
+          <w:b/>
+          <w:bCs/>
+          <w:sz w:val="24"/>
+          <w:szCs w:val="24"/>
+        </w:rPr>
+        <w:t>6</w:t>
+      </w:r>
+      <w:r>
+        <w:rPr>
+          <w:b/>
+          <w:bCs/>
+          <w:sz w:val="24"/>
+          <w:szCs w:val="24"/>
+        </w:rPr>
+        <w:t xml:space="preserve"> invul</w:t>
+      </w:r>
+    </w:p>
+    <w:p>
+      <w:pPr>
+        <w:rPr>
+          <w:b/>
+          <w:bCs/>
+          <w:sz w:val="24"/>
+          <w:szCs w:val="24"/>
+        </w:rPr>
+      </w:pPr>
+      <w:r>
+        <w:rPr>
+          <w:b/>
+          <w:bCs/>
+          <w:sz w:val="24"/>
+          <w:szCs w:val="24"/>
+        </w:rPr>
+        <w:t>En : ik klik op de knop “Maak selectie”</w:t>
+      </w:r>
+    </w:p>
+    <w:p>
+      <w:pPr>
+        <w:rPr>
+          <w:b/>
+          <w:bCs/>
+          <w:sz w:val="24"/>
+          <w:szCs w:val="24"/>
+        </w:rPr>
+      </w:pPr>
+      <w:r>
+        <w:rPr>
+          <w:b/>
+          <w:bCs/>
+          <w:sz w:val="24"/>
+          <w:szCs w:val="24"/>
+        </w:rPr>
+        <w:t>En : ik klik op de verwijder knop van het product honingdrop</w:t>
+      </w:r>
+    </w:p>
+    <w:p>
+      <w:pPr>
+        <w:rPr>
+          <w:b/>
+          <w:bCs/>
+          <w:sz w:val="24"/>
+          <w:szCs w:val="24"/>
+        </w:rPr>
+      </w:pPr>
+      <w:r>
+        <w:rPr>
+          <w:b/>
+          <w:bCs/>
+          <w:sz w:val="24"/>
+          <w:szCs w:val="24"/>
+        </w:rPr>
+        <w:t>En : ik kom op de pagina Product (Wireframe-05)</w:t>
+      </w:r>
+    </w:p>
+    <w:p>
+      <w:pPr>
+        <w:rPr>
+          <w:b/>
+          <w:bCs/>
+          <w:sz w:val="24"/>
+          <w:szCs w:val="24"/>
+        </w:rPr>
+      </w:pPr>
+      <w:r>
+        <w:rPr>
+          <w:b/>
+          <w:bCs/>
+          <w:sz w:val="24"/>
+          <w:szCs w:val="24"/>
+        </w:rPr>
+        <w:t>Wanneer : ik klik op de verwijder knop op de pagina Product (Wireframe-05)</w:t>
+      </w:r>
+    </w:p>
+    <w:p>
+      <w:pPr>
+        <w:rPr>
           <w:rFonts w:ascii="Calibri" w:eastAsia="Times New Roman" w:hAnsi="Calibri" w:cs="Calibri"/>
+          <w:b/>
+          <w:bCs/>
           <w:color w:val="201F1E"/>
           <w:lang w:eastAsia="nl-NL"/>
         </w:rPr>
-        <w:t>(</w:t>
-      </w:r>
-      <w:proofErr w:type="spellStart"/>
-      <w:r>
-        <w:rPr>
-          <w:rFonts w:ascii="Calibri" w:eastAsia="Times New Roman" w:hAnsi="Calibri" w:cs="Calibri"/>
-          <w:color w:val="201F1E"/>
+      </w:pPr>
+      <w:r>
+        <w:rPr>
+          <w:b/>
+          <w:bCs/>
+          <w:sz w:val="24"/>
+          <w:szCs w:val="24"/>
+        </w:rPr>
+        <w:lastRenderedPageBreak/>
+        <w:t>Dan : krijg ik de melding “Product kan niet worden verwijdert, datum van vandaag ligt voor einddatum levering”</w:t>
+      </w:r>
+      <w:r>
+        <w:rPr>
+          <w:rFonts w:eastAsia="Times New Roman"/>
+          <w:b/>
+          <w:bCs/>
           <w:lang w:eastAsia="nl-NL"/>
         </w:rPr>
-        <w:t>Un</w:t>
-      </w:r>
-      <w:proofErr w:type="spellEnd"/>
-      <w:r>
-        <w:rPr>
-          <w:rFonts w:ascii="Calibri" w:eastAsia="Times New Roman" w:hAnsi="Calibri" w:cs="Calibri"/>
-          <w:color w:val="201F1E"/>
-          <w:lang w:eastAsia="nl-NL"/>
-        </w:rPr>
-        <w:t>)</w:t>
-      </w:r>
-      <w:proofErr w:type="spellStart"/>
-      <w:r>
-        <w:rPr>
-          <w:rFonts w:ascii="Calibri" w:eastAsia="Times New Roman" w:hAnsi="Calibri" w:cs="Calibri"/>
-          <w:color w:val="201F1E"/>
-          <w:lang w:eastAsia="nl-NL"/>
-        </w:rPr>
-        <w:t>Happy_titel</w:t>
-      </w:r>
-      <w:proofErr w:type="spellEnd"/>
-      <w:r>
-        <w:rPr>
-          <w:rFonts w:ascii="Calibri" w:eastAsia="Times New Roman" w:hAnsi="Calibri" w:cs="Calibri"/>
-          <w:color w:val="201F1E"/>
-          <w:lang w:eastAsia="nl-NL"/>
-        </w:rPr>
-        <w:t>……</w:t>
-      </w:r>
-    </w:p>
-    <w:p>
-      <w:pPr>
-        <w:numPr>
-          <w:ilvl w:val="1"/>
-          <w:numId w:val="1"/>
-        </w:numPr>
-        <w:shd w:val="clear" w:color="auto" w:fill="FFFFFF"/>
-        <w:spacing w:after="0" w:line="240" w:lineRule="auto"/>
-        <w:rPr>
-          <w:rFonts w:ascii="Calibri" w:eastAsia="Times New Roman" w:hAnsi="Calibri" w:cs="Calibri"/>
-          <w:color w:val="201F1E"/>
-          <w:lang w:eastAsia="nl-NL"/>
-        </w:rPr>
-      </w:pPr>
-      <w:r>
-        <w:rPr>
-          <w:rFonts w:ascii="Calibri" w:eastAsia="Times New Roman" w:hAnsi="Calibri" w:cs="Calibri"/>
-          <w:color w:val="201F1E"/>
-          <w:lang w:eastAsia="nl-NL"/>
-        </w:rPr>
-        <w:t xml:space="preserve">Gegeven: </w:t>
-      </w:r>
-      <w:r>
-        <w:rPr>
-          <w:rFonts w:ascii="Calibri" w:eastAsia="Times New Roman" w:hAnsi="Calibri" w:cs="Calibri"/>
-          <w:color w:val="201F1E"/>
-          <w:lang w:eastAsia="nl-NL"/>
-        </w:rPr>
-        <w:t>….</w:t>
-      </w:r>
-    </w:p>
-    <w:p>
-      <w:pPr>
-        <w:numPr>
-          <w:ilvl w:val="1"/>
-          <w:numId w:val="1"/>
-        </w:numPr>
-        <w:shd w:val="clear" w:color="auto" w:fill="FFFFFF"/>
-        <w:spacing w:after="0" w:line="240" w:lineRule="auto"/>
-        <w:rPr>
-          <w:rFonts w:ascii="Calibri" w:eastAsia="Times New Roman" w:hAnsi="Calibri" w:cs="Calibri"/>
-          <w:color w:val="201F1E"/>
-          <w:lang w:eastAsia="nl-NL"/>
-        </w:rPr>
-      </w:pPr>
-      <w:proofErr w:type="gramStart"/>
-      <w:r>
-        <w:rPr>
-          <w:rFonts w:ascii="Calibri" w:eastAsia="Times New Roman" w:hAnsi="Calibri" w:cs="Calibri"/>
-          <w:color w:val="201F1E"/>
-          <w:lang w:eastAsia="nl-NL"/>
-        </w:rPr>
-        <w:t>Wanneer :</w:t>
-      </w:r>
-      <w:proofErr w:type="gramEnd"/>
-      <w:r>
-        <w:rPr>
-          <w:rFonts w:ascii="Calibri" w:eastAsia="Times New Roman" w:hAnsi="Calibri" w:cs="Calibri"/>
-          <w:color w:val="201F1E"/>
-          <w:lang w:eastAsia="nl-NL"/>
-        </w:rPr>
-        <w:t xml:space="preserve"> </w:t>
-      </w:r>
-      <w:r>
-        <w:rPr>
-          <w:rFonts w:ascii="Calibri" w:eastAsia="Times New Roman" w:hAnsi="Calibri" w:cs="Calibri"/>
-          <w:color w:val="201F1E"/>
-          <w:lang w:eastAsia="nl-NL"/>
-        </w:rPr>
-        <w:t>…</w:t>
-      </w:r>
-      <w:r>
-        <w:rPr>
-          <w:rFonts w:ascii="Calibri" w:eastAsia="Times New Roman" w:hAnsi="Calibri" w:cs="Calibri"/>
-          <w:color w:val="201F1E"/>
-          <w:lang w:eastAsia="nl-NL"/>
-        </w:rPr>
-        <w:t>.</w:t>
-      </w:r>
-    </w:p>
-    <w:p>
-      <w:pPr>
-        <w:numPr>
-          <w:ilvl w:val="1"/>
-          <w:numId w:val="1"/>
-        </w:numPr>
-        <w:shd w:val="clear" w:color="auto" w:fill="FFFFFF"/>
-        <w:spacing w:after="0" w:line="240" w:lineRule="auto"/>
-        <w:rPr>
-          <w:rFonts w:ascii="Calibri" w:eastAsia="Times New Roman" w:hAnsi="Calibri" w:cs="Calibri"/>
-          <w:color w:val="201F1E"/>
-          <w:lang w:eastAsia="nl-NL"/>
-        </w:rPr>
-      </w:pPr>
-      <w:r>
-        <w:rPr>
-          <w:rFonts w:ascii="Calibri" w:eastAsia="Times New Roman" w:hAnsi="Calibri" w:cs="Calibri"/>
-          <w:color w:val="201F1E"/>
-          <w:lang w:eastAsia="nl-NL"/>
-        </w:rPr>
-        <w:t xml:space="preserve">            </w:t>
-      </w:r>
-      <w:proofErr w:type="gramStart"/>
-      <w:r>
-        <w:rPr>
-          <w:rFonts w:ascii="Calibri" w:eastAsia="Times New Roman" w:hAnsi="Calibri" w:cs="Calibri"/>
-          <w:color w:val="201F1E"/>
-          <w:lang w:eastAsia="nl-NL"/>
-        </w:rPr>
-        <w:t>En :</w:t>
-      </w:r>
-      <w:proofErr w:type="gramEnd"/>
-      <w:r>
-        <w:rPr>
-          <w:rFonts w:ascii="Calibri" w:eastAsia="Times New Roman" w:hAnsi="Calibri" w:cs="Calibri"/>
-          <w:color w:val="201F1E"/>
-          <w:lang w:eastAsia="nl-NL"/>
-        </w:rPr>
-        <w:t xml:space="preserve"> </w:t>
-      </w:r>
-      <w:r>
-        <w:rPr>
-          <w:rFonts w:ascii="Calibri" w:eastAsia="Times New Roman" w:hAnsi="Calibri" w:cs="Calibri"/>
-          <w:color w:val="201F1E"/>
-          <w:lang w:eastAsia="nl-NL"/>
-        </w:rPr>
-        <w:t>…..</w:t>
-      </w:r>
-    </w:p>
-    <w:p>
-      <w:pPr>
-        <w:numPr>
-          <w:ilvl w:val="1"/>
-          <w:numId w:val="1"/>
-        </w:numPr>
-        <w:shd w:val="clear" w:color="auto" w:fill="FFFFFF"/>
-        <w:spacing w:after="0" w:line="240" w:lineRule="auto"/>
-        <w:rPr>
-          <w:rFonts w:ascii="Calibri" w:eastAsia="Times New Roman" w:hAnsi="Calibri" w:cs="Calibri"/>
-          <w:color w:val="201F1E"/>
-          <w:lang w:eastAsia="nl-NL"/>
-        </w:rPr>
-      </w:pPr>
-      <w:r>
-        <w:rPr>
-          <w:rFonts w:ascii="Calibri" w:eastAsia="Times New Roman" w:hAnsi="Calibri" w:cs="Calibri"/>
-          <w:color w:val="201F1E"/>
-          <w:lang w:eastAsia="nl-NL"/>
-        </w:rPr>
-        <w:t>                    </w:t>
-      </w:r>
-      <w:r>
-        <w:rPr>
-          <w:rFonts w:ascii="Calibri" w:eastAsia="Times New Roman" w:hAnsi="Calibri" w:cs="Calibri"/>
-          <w:color w:val="201F1E"/>
-          <w:lang w:eastAsia="nl-NL"/>
-        </w:rPr>
-        <w:t>…..</w:t>
-      </w:r>
-    </w:p>
-    <w:p>
-      <w:pPr>
-        <w:numPr>
-          <w:ilvl w:val="1"/>
-          <w:numId w:val="1"/>
-        </w:numPr>
-        <w:shd w:val="clear" w:color="auto" w:fill="FFFFFF"/>
-        <w:spacing w:after="0" w:line="240" w:lineRule="auto"/>
-        <w:rPr>
-          <w:rFonts w:ascii="Calibri" w:eastAsia="Times New Roman" w:hAnsi="Calibri" w:cs="Calibri"/>
-          <w:color w:val="201F1E"/>
-          <w:lang w:eastAsia="nl-NL"/>
-        </w:rPr>
-      </w:pPr>
-      <w:proofErr w:type="gramStart"/>
-      <w:r>
-        <w:rPr>
-          <w:rFonts w:ascii="Calibri" w:eastAsia="Times New Roman" w:hAnsi="Calibri" w:cs="Calibri"/>
-          <w:color w:val="201F1E"/>
-          <w:lang w:eastAsia="nl-NL"/>
-        </w:rPr>
-        <w:t>Dan:</w:t>
-      </w:r>
-      <w:r>
-        <w:rPr>
-          <w:rFonts w:ascii="Calibri" w:eastAsia="Times New Roman" w:hAnsi="Calibri" w:cs="Calibri"/>
-          <w:color w:val="201F1E"/>
-          <w:lang w:eastAsia="nl-NL"/>
-        </w:rPr>
-        <w:t>…</w:t>
-      </w:r>
-      <w:proofErr w:type="gramEnd"/>
-      <w:r>
-        <w:rPr>
-          <w:rFonts w:ascii="Calibri" w:eastAsia="Times New Roman" w:hAnsi="Calibri" w:cs="Calibri"/>
-          <w:color w:val="201F1E"/>
-          <w:lang w:eastAsia="nl-NL"/>
-        </w:rPr>
-        <w:t>…..</w:t>
-      </w:r>
-      <w:r>
-        <w:rPr>
-          <w:rFonts w:ascii="Calibri" w:eastAsia="Times New Roman" w:hAnsi="Calibri" w:cs="Calibri"/>
-          <w:color w:val="201F1E"/>
-          <w:lang w:eastAsia="nl-NL"/>
-        </w:rPr>
-        <w:t>.</w:t>
-      </w:r>
-    </w:p>
-    <w:p>
-      <w:pPr>
-        <w:numPr>
-          <w:ilvl w:val="1"/>
-          <w:numId w:val="1"/>
-        </w:numPr>
-        <w:shd w:val="clear" w:color="auto" w:fill="FFFFFF"/>
-        <w:spacing w:after="0" w:line="240" w:lineRule="auto"/>
-        <w:rPr>
-          <w:rFonts w:ascii="Calibri" w:eastAsia="Times New Roman" w:hAnsi="Calibri" w:cs="Calibri"/>
-          <w:color w:val="201F1E"/>
-          <w:lang w:eastAsia="nl-NL"/>
-        </w:rPr>
-      </w:pPr>
-      <w:r>
-        <w:rPr>
-          <w:rFonts w:ascii="Calibri" w:eastAsia="Times New Roman" w:hAnsi="Calibri" w:cs="Calibri"/>
-          <w:color w:val="201F1E"/>
-          <w:lang w:eastAsia="nl-NL"/>
-        </w:rPr>
-        <w:t xml:space="preserve">            </w:t>
-      </w:r>
-      <w:proofErr w:type="gramStart"/>
-      <w:r>
-        <w:rPr>
-          <w:rFonts w:ascii="Calibri" w:eastAsia="Times New Roman" w:hAnsi="Calibri" w:cs="Calibri"/>
-          <w:color w:val="201F1E"/>
-          <w:lang w:eastAsia="nl-NL"/>
-        </w:rPr>
-        <w:t>En :</w:t>
-      </w:r>
-      <w:proofErr w:type="gramEnd"/>
-      <w:r>
-        <w:rPr>
-          <w:rFonts w:ascii="Calibri" w:eastAsia="Times New Roman" w:hAnsi="Calibri" w:cs="Calibri"/>
-          <w:color w:val="201F1E"/>
-          <w:lang w:eastAsia="nl-NL"/>
-        </w:rPr>
-        <w:t xml:space="preserve"> </w:t>
-      </w:r>
-      <w:r>
-        <w:rPr>
-          <w:rFonts w:ascii="Calibri" w:eastAsia="Times New Roman" w:hAnsi="Calibri" w:cs="Calibri"/>
-          <w:color w:val="201F1E"/>
-          <w:lang w:eastAsia="nl-NL"/>
-        </w:rPr>
-        <w:t>….</w:t>
-      </w:r>
-    </w:p>
-    <w:p>
-      <w:pPr>
-        <w:rPr>
-          <w:rFonts w:ascii="Calibri" w:eastAsia="Times New Roman" w:hAnsi="Calibri" w:cs="Calibri"/>
-          <w:color w:val="201F1E"/>
-          <w:lang w:eastAsia="nl-NL"/>
-        </w:rPr>
-      </w:pPr>
-    </w:p>
-    <w:p>
-      <w:pPr>
-        <w:rPr>
-          <w:rFonts w:ascii="Calibri" w:eastAsia="Times New Roman" w:hAnsi="Calibri" w:cs="Calibri"/>
-          <w:b/>
-          <w:bCs/>
-          <w:color w:val="201F1E"/>
-          <w:lang w:eastAsia="nl-NL"/>
-        </w:rPr>
-      </w:pPr>
-      <w:r>
-        <w:rPr>
-          <w:rFonts w:ascii="Calibri" w:eastAsia="Times New Roman" w:hAnsi="Calibri" w:cs="Calibri"/>
-          <w:b/>
-          <w:bCs/>
-          <w:color w:val="201F1E"/>
-          <w:lang w:eastAsia="nl-NL"/>
-        </w:rPr>
-        <w:br w:type="page"/>
-      </w:r>
-    </w:p>
-    <w:p>
-      <w:pPr>
-        <w:pStyle w:val="Kop3"/>
-        <w:rPr>
-          <w:rFonts w:ascii="Andale Mono" w:eastAsia="Calibri" w:hAnsi="Andale Mono" w:cs="Times New Roman (Hoofdtekst CS)"/>
-          <w:b/>
-          <w:bCs/>
-          <w:sz w:val="22"/>
-          <w:szCs w:val="22"/>
-        </w:rPr>
-      </w:pPr>
-      <w:bookmarkStart w:id="5" w:name="_Toc129584015"/>
-      <w:r>
-        <w:rPr>
-          <w:rFonts w:eastAsia="Times New Roman"/>
-          <w:b/>
-          <w:bCs/>
-          <w:sz w:val="28"/>
-          <w:szCs w:val="28"/>
-          <w:lang w:eastAsia="nl-NL"/>
-        </w:rPr>
-        <w:lastRenderedPageBreak/>
-        <w:t>Benoem nieuwe user story</w:t>
-      </w:r>
-      <w:r>
-        <w:rPr>
-          <w:rFonts w:eastAsia="Times New Roman"/>
-          <w:b/>
-          <w:bCs/>
-          <w:sz w:val="28"/>
-          <w:szCs w:val="28"/>
-          <w:lang w:eastAsia="nl-NL"/>
-        </w:rPr>
-        <w:t xml:space="preserve"> (verbetervoorstel)</w:t>
-      </w:r>
-      <w:bookmarkEnd w:id="5"/>
-      <w:r>
-        <w:rPr>
-          <w:rFonts w:eastAsia="Times New Roman"/>
-          <w:b/>
-          <w:bCs/>
-          <w:lang w:eastAsia="nl-NL"/>
-        </w:rPr>
         <w:br/>
-      </w:r>
-    </w:p>
-    <w:p>
-      <w:pPr>
-        <w:numPr>
-          <w:ilvl w:val="0"/>
-          <w:numId w:val="4"/>
-        </w:numPr>
-        <w:shd w:val="clear" w:color="auto" w:fill="FFFFFF"/>
-        <w:spacing w:after="0" w:line="240" w:lineRule="auto"/>
-        <w:rPr>
-          <w:rFonts w:ascii="Calibri" w:eastAsia="Times New Roman" w:hAnsi="Calibri" w:cs="Calibri"/>
-          <w:color w:val="201F1E"/>
-          <w:sz w:val="22"/>
-          <w:szCs w:val="22"/>
-          <w:lang w:eastAsia="nl-NL"/>
-        </w:rPr>
-      </w:pPr>
-      <w:r>
-        <w:rPr>
-          <w:rFonts w:ascii="Calibri" w:eastAsia="Times New Roman" w:hAnsi="Calibri" w:cs="Calibri"/>
-          <w:color w:val="201F1E"/>
-          <w:sz w:val="22"/>
-          <w:szCs w:val="22"/>
-          <w:lang w:eastAsia="nl-NL"/>
-        </w:rPr>
-        <w:t>Als…</w:t>
-      </w:r>
-    </w:p>
-    <w:p>
-      <w:pPr>
-        <w:numPr>
-          <w:ilvl w:val="0"/>
-          <w:numId w:val="4"/>
-        </w:numPr>
-        <w:shd w:val="clear" w:color="auto" w:fill="FFFFFF"/>
-        <w:spacing w:after="0" w:line="240" w:lineRule="auto"/>
-        <w:rPr>
-          <w:rFonts w:ascii="Calibri" w:eastAsia="Times New Roman" w:hAnsi="Calibri" w:cs="Calibri"/>
-          <w:color w:val="201F1E"/>
-          <w:sz w:val="22"/>
-          <w:szCs w:val="22"/>
-          <w:lang w:eastAsia="nl-NL"/>
-        </w:rPr>
-      </w:pPr>
-      <w:r>
-        <w:rPr>
-          <w:rFonts w:ascii="Calibri" w:eastAsia="Times New Roman" w:hAnsi="Calibri" w:cs="Calibri"/>
-          <w:color w:val="201F1E"/>
-          <w:sz w:val="22"/>
-          <w:szCs w:val="22"/>
-          <w:lang w:eastAsia="nl-NL"/>
-        </w:rPr>
-        <w:t>Wil…</w:t>
-      </w:r>
-    </w:p>
-    <w:p>
-      <w:pPr>
-        <w:numPr>
-          <w:ilvl w:val="0"/>
-          <w:numId w:val="4"/>
-        </w:numPr>
-        <w:shd w:val="clear" w:color="auto" w:fill="FFFFFF"/>
-        <w:spacing w:after="0" w:line="240" w:lineRule="auto"/>
-        <w:rPr>
-          <w:rFonts w:ascii="Calibri" w:eastAsia="Times New Roman" w:hAnsi="Calibri" w:cs="Calibri"/>
-          <w:color w:val="201F1E"/>
-          <w:sz w:val="22"/>
-          <w:szCs w:val="22"/>
-          <w:lang w:eastAsia="nl-NL"/>
-        </w:rPr>
-      </w:pPr>
-      <w:proofErr w:type="gramStart"/>
-      <w:r>
-        <w:rPr>
-          <w:rFonts w:ascii="Calibri" w:eastAsia="Times New Roman" w:hAnsi="Calibri" w:cs="Calibri"/>
-          <w:color w:val="201F1E"/>
-          <w:sz w:val="22"/>
-          <w:szCs w:val="22"/>
-          <w:lang w:eastAsia="nl-NL"/>
-        </w:rPr>
-        <w:t>Zodat</w:t>
-      </w:r>
-      <w:r>
-        <w:rPr>
-          <w:rFonts w:ascii="Calibri" w:eastAsia="Times New Roman" w:hAnsi="Calibri" w:cs="Calibri"/>
-          <w:color w:val="201F1E"/>
-          <w:sz w:val="22"/>
-          <w:szCs w:val="22"/>
-          <w:lang w:eastAsia="nl-NL"/>
-        </w:rPr>
-        <w:t>..</w:t>
-      </w:r>
-      <w:proofErr w:type="gramEnd"/>
-    </w:p>
-    <w:p>
-      <w:pPr>
-        <w:rPr>
-          <w:rFonts w:ascii="Andale Mono" w:eastAsia="Calibri" w:hAnsi="Andale Mono" w:cs="Times New Roman (Hoofdtekst CS)"/>
-          <w:sz w:val="22"/>
-          <w:szCs w:val="22"/>
-        </w:rPr>
-      </w:pPr>
-    </w:p>
-    <w:p>
-      <w:pPr>
-        <w:rPr>
-          <w:sz w:val="24"/>
-          <w:szCs w:val="22"/>
-        </w:rPr>
-      </w:pPr>
-      <w:bookmarkStart w:id="6" w:name="_Toc114746066"/>
-      <w:r>
-        <w:rPr>
-          <w:sz w:val="24"/>
-          <w:szCs w:val="22"/>
-        </w:rPr>
-        <w:t>Testscenario’s (acceptatiecriteria)</w:t>
-      </w:r>
-      <w:bookmarkEnd w:id="6"/>
-    </w:p>
-    <w:p>
-      <w:pPr>
-        <w:shd w:val="clear" w:color="auto" w:fill="FFFFFF"/>
-        <w:spacing w:after="0" w:line="240" w:lineRule="auto"/>
-        <w:rPr>
-          <w:rFonts w:ascii="Calibri" w:eastAsia="Times New Roman" w:hAnsi="Calibri" w:cs="Calibri"/>
-          <w:color w:val="201F1E"/>
-          <w:sz w:val="22"/>
-          <w:szCs w:val="22"/>
-          <w:lang w:eastAsia="nl-NL"/>
-        </w:rPr>
-      </w:pPr>
-      <w:r>
-        <w:rPr>
-          <w:rFonts w:ascii="Calibri" w:eastAsia="Times New Roman" w:hAnsi="Calibri" w:cs="Calibri"/>
-          <w:color w:val="201F1E"/>
-          <w:sz w:val="22"/>
-          <w:szCs w:val="22"/>
-          <w:lang w:eastAsia="nl-NL"/>
-        </w:rPr>
-        <w:t xml:space="preserve">Scenario_01: </w:t>
-      </w:r>
-      <w:proofErr w:type="spellStart"/>
-      <w:r>
-        <w:rPr>
-          <w:rFonts w:ascii="Calibri" w:eastAsia="Times New Roman" w:hAnsi="Calibri" w:cs="Calibri"/>
-          <w:color w:val="201F1E"/>
-          <w:sz w:val="22"/>
-          <w:szCs w:val="22"/>
-          <w:lang w:eastAsia="nl-NL"/>
-        </w:rPr>
-        <w:t>Happy_titel</w:t>
-      </w:r>
-      <w:proofErr w:type="spellEnd"/>
-      <w:r>
-        <w:rPr>
-          <w:rFonts w:ascii="Calibri" w:eastAsia="Times New Roman" w:hAnsi="Calibri" w:cs="Calibri"/>
-          <w:color w:val="201F1E"/>
-          <w:sz w:val="22"/>
-          <w:szCs w:val="22"/>
-          <w:lang w:eastAsia="nl-NL"/>
-        </w:rPr>
-        <w:t>……</w:t>
-      </w:r>
-    </w:p>
-    <w:p>
-      <w:pPr>
-        <w:numPr>
-          <w:ilvl w:val="1"/>
-          <w:numId w:val="2"/>
-        </w:numPr>
-        <w:shd w:val="clear" w:color="auto" w:fill="FFFFFF"/>
-        <w:spacing w:after="0" w:line="240" w:lineRule="auto"/>
-        <w:rPr>
-          <w:rFonts w:ascii="Calibri" w:eastAsia="Times New Roman" w:hAnsi="Calibri" w:cs="Calibri"/>
-          <w:color w:val="201F1E"/>
-          <w:sz w:val="22"/>
-          <w:szCs w:val="22"/>
-          <w:lang w:eastAsia="nl-NL"/>
-        </w:rPr>
-      </w:pPr>
-      <w:r>
-        <w:rPr>
-          <w:rFonts w:ascii="Calibri" w:eastAsia="Times New Roman" w:hAnsi="Calibri" w:cs="Calibri"/>
-          <w:color w:val="201F1E"/>
-          <w:sz w:val="22"/>
-          <w:szCs w:val="22"/>
-          <w:lang w:eastAsia="nl-NL"/>
-        </w:rPr>
-        <w:t>Gegeven: ….</w:t>
-      </w:r>
-    </w:p>
-    <w:p>
-      <w:pPr>
-        <w:numPr>
-          <w:ilvl w:val="1"/>
-          <w:numId w:val="2"/>
-        </w:numPr>
-        <w:shd w:val="clear" w:color="auto" w:fill="FFFFFF"/>
-        <w:spacing w:after="0" w:line="240" w:lineRule="auto"/>
-        <w:rPr>
-          <w:rFonts w:ascii="Calibri" w:eastAsia="Times New Roman" w:hAnsi="Calibri" w:cs="Calibri"/>
-          <w:color w:val="201F1E"/>
-          <w:sz w:val="22"/>
-          <w:szCs w:val="22"/>
-          <w:lang w:eastAsia="nl-NL"/>
-        </w:rPr>
-      </w:pPr>
-      <w:proofErr w:type="gramStart"/>
-      <w:r>
-        <w:rPr>
-          <w:rFonts w:ascii="Calibri" w:eastAsia="Times New Roman" w:hAnsi="Calibri" w:cs="Calibri"/>
-          <w:color w:val="201F1E"/>
-          <w:sz w:val="22"/>
-          <w:szCs w:val="22"/>
-          <w:lang w:eastAsia="nl-NL"/>
-        </w:rPr>
-        <w:t>Wanneer :</w:t>
-      </w:r>
-      <w:proofErr w:type="gramEnd"/>
-      <w:r>
-        <w:rPr>
-          <w:rFonts w:ascii="Calibri" w:eastAsia="Times New Roman" w:hAnsi="Calibri" w:cs="Calibri"/>
-          <w:color w:val="201F1E"/>
-          <w:sz w:val="22"/>
-          <w:szCs w:val="22"/>
-          <w:lang w:eastAsia="nl-NL"/>
-        </w:rPr>
-        <w:t xml:space="preserve"> ….</w:t>
-      </w:r>
-    </w:p>
-    <w:p>
-      <w:pPr>
-        <w:numPr>
-          <w:ilvl w:val="1"/>
-          <w:numId w:val="2"/>
-        </w:numPr>
-        <w:shd w:val="clear" w:color="auto" w:fill="FFFFFF"/>
-        <w:spacing w:after="0" w:line="240" w:lineRule="auto"/>
-        <w:rPr>
-          <w:rFonts w:ascii="Calibri" w:eastAsia="Times New Roman" w:hAnsi="Calibri" w:cs="Calibri"/>
-          <w:color w:val="201F1E"/>
-          <w:sz w:val="22"/>
-          <w:szCs w:val="22"/>
-          <w:lang w:eastAsia="nl-NL"/>
-        </w:rPr>
-      </w:pPr>
-      <w:r>
-        <w:rPr>
-          <w:rFonts w:ascii="Calibri" w:eastAsia="Times New Roman" w:hAnsi="Calibri" w:cs="Calibri"/>
-          <w:color w:val="201F1E"/>
-          <w:sz w:val="22"/>
-          <w:szCs w:val="22"/>
-          <w:lang w:eastAsia="nl-NL"/>
-        </w:rPr>
-        <w:t xml:space="preserve">            </w:t>
-      </w:r>
-      <w:proofErr w:type="gramStart"/>
-      <w:r>
-        <w:rPr>
-          <w:rFonts w:ascii="Calibri" w:eastAsia="Times New Roman" w:hAnsi="Calibri" w:cs="Calibri"/>
-          <w:color w:val="201F1E"/>
-          <w:sz w:val="22"/>
-          <w:szCs w:val="22"/>
-          <w:lang w:eastAsia="nl-NL"/>
-        </w:rPr>
-        <w:t>En :</w:t>
-      </w:r>
-      <w:proofErr w:type="gramEnd"/>
-      <w:r>
-        <w:rPr>
-          <w:rFonts w:ascii="Calibri" w:eastAsia="Times New Roman" w:hAnsi="Calibri" w:cs="Calibri"/>
-          <w:color w:val="201F1E"/>
-          <w:sz w:val="22"/>
-          <w:szCs w:val="22"/>
-          <w:lang w:eastAsia="nl-NL"/>
-        </w:rPr>
-        <w:t xml:space="preserve"> …..</w:t>
-      </w:r>
-    </w:p>
-    <w:p>
-      <w:pPr>
-        <w:numPr>
-          <w:ilvl w:val="1"/>
-          <w:numId w:val="2"/>
-        </w:numPr>
-        <w:shd w:val="clear" w:color="auto" w:fill="FFFFFF"/>
-        <w:spacing w:after="0" w:line="240" w:lineRule="auto"/>
-        <w:rPr>
-          <w:rFonts w:ascii="Calibri" w:eastAsia="Times New Roman" w:hAnsi="Calibri" w:cs="Calibri"/>
-          <w:color w:val="201F1E"/>
-          <w:sz w:val="22"/>
-          <w:szCs w:val="22"/>
-          <w:lang w:eastAsia="nl-NL"/>
-        </w:rPr>
-      </w:pPr>
-      <w:r>
-        <w:rPr>
-          <w:rFonts w:ascii="Calibri" w:eastAsia="Times New Roman" w:hAnsi="Calibri" w:cs="Calibri"/>
-          <w:color w:val="201F1E"/>
-          <w:sz w:val="22"/>
-          <w:szCs w:val="22"/>
-          <w:lang w:eastAsia="nl-NL"/>
-        </w:rPr>
-        <w:t>                    …..</w:t>
-      </w:r>
-    </w:p>
-    <w:p>
-      <w:pPr>
-        <w:numPr>
-          <w:ilvl w:val="1"/>
-          <w:numId w:val="2"/>
-        </w:numPr>
-        <w:shd w:val="clear" w:color="auto" w:fill="FFFFFF"/>
-        <w:spacing w:after="0" w:line="240" w:lineRule="auto"/>
-        <w:rPr>
-          <w:rFonts w:ascii="Calibri" w:eastAsia="Times New Roman" w:hAnsi="Calibri" w:cs="Calibri"/>
-          <w:color w:val="201F1E"/>
-          <w:sz w:val="22"/>
-          <w:szCs w:val="22"/>
-          <w:lang w:eastAsia="nl-NL"/>
-        </w:rPr>
-      </w:pPr>
-      <w:proofErr w:type="gramStart"/>
-      <w:r>
-        <w:rPr>
-          <w:rFonts w:ascii="Calibri" w:eastAsia="Times New Roman" w:hAnsi="Calibri" w:cs="Calibri"/>
-          <w:color w:val="201F1E"/>
-          <w:sz w:val="22"/>
-          <w:szCs w:val="22"/>
-          <w:lang w:eastAsia="nl-NL"/>
-        </w:rPr>
-        <w:t>Dan:…</w:t>
-      </w:r>
-      <w:proofErr w:type="gramEnd"/>
-      <w:r>
-        <w:rPr>
-          <w:rFonts w:ascii="Calibri" w:eastAsia="Times New Roman" w:hAnsi="Calibri" w:cs="Calibri"/>
-          <w:color w:val="201F1E"/>
-          <w:sz w:val="22"/>
-          <w:szCs w:val="22"/>
-          <w:lang w:eastAsia="nl-NL"/>
-        </w:rPr>
-        <w:t>…...</w:t>
-      </w:r>
-    </w:p>
-    <w:p>
-      <w:pPr>
-        <w:numPr>
-          <w:ilvl w:val="1"/>
-          <w:numId w:val="2"/>
-        </w:numPr>
-        <w:shd w:val="clear" w:color="auto" w:fill="FFFFFF"/>
-        <w:spacing w:after="0" w:line="240" w:lineRule="auto"/>
-        <w:rPr>
-          <w:rFonts w:ascii="Calibri" w:eastAsia="Times New Roman" w:hAnsi="Calibri" w:cs="Calibri"/>
-          <w:color w:val="201F1E"/>
-          <w:sz w:val="22"/>
-          <w:szCs w:val="22"/>
-          <w:lang w:eastAsia="nl-NL"/>
-        </w:rPr>
-      </w:pPr>
-      <w:proofErr w:type="gramStart"/>
-      <w:r>
-        <w:rPr>
-          <w:rFonts w:ascii="Calibri" w:eastAsia="Times New Roman" w:hAnsi="Calibri" w:cs="Calibri"/>
-          <w:color w:val="201F1E"/>
-          <w:sz w:val="22"/>
-          <w:szCs w:val="22"/>
-          <w:lang w:eastAsia="nl-NL"/>
-        </w:rPr>
-        <w:t>En :</w:t>
-      </w:r>
-      <w:proofErr w:type="gramEnd"/>
-      <w:r>
-        <w:rPr>
-          <w:rFonts w:ascii="Calibri" w:eastAsia="Times New Roman" w:hAnsi="Calibri" w:cs="Calibri"/>
-          <w:color w:val="201F1E"/>
-          <w:sz w:val="22"/>
-          <w:szCs w:val="22"/>
-          <w:lang w:eastAsia="nl-NL"/>
-        </w:rPr>
-        <w:t xml:space="preserve"> ….</w:t>
-      </w:r>
-    </w:p>
-    <w:p>
-      <w:pPr>
-        <w:shd w:val="clear" w:color="auto" w:fill="FFFFFF"/>
-        <w:spacing w:after="0" w:line="240" w:lineRule="auto"/>
-        <w:rPr>
-          <w:rFonts w:ascii="Calibri" w:eastAsia="Times New Roman" w:hAnsi="Calibri" w:cs="Calibri"/>
-          <w:color w:val="201F1E"/>
-          <w:sz w:val="22"/>
-          <w:szCs w:val="22"/>
-          <w:lang w:eastAsia="nl-NL"/>
-        </w:rPr>
-      </w:pPr>
-    </w:p>
-    <w:p>
-      <w:pPr>
-        <w:shd w:val="clear" w:color="auto" w:fill="FFFFFF"/>
-        <w:spacing w:after="0" w:line="240" w:lineRule="auto"/>
-        <w:rPr>
-          <w:rFonts w:ascii="Calibri" w:eastAsia="Times New Roman" w:hAnsi="Calibri" w:cs="Calibri"/>
-          <w:color w:val="201F1E"/>
-          <w:sz w:val="22"/>
-          <w:szCs w:val="22"/>
-          <w:lang w:eastAsia="nl-NL"/>
-        </w:rPr>
-      </w:pPr>
-      <w:r>
-        <w:rPr>
-          <w:rFonts w:ascii="Calibri" w:eastAsia="Times New Roman" w:hAnsi="Calibri" w:cs="Calibri"/>
-          <w:color w:val="201F1E"/>
-          <w:sz w:val="22"/>
-          <w:szCs w:val="22"/>
-          <w:lang w:eastAsia="nl-NL"/>
-        </w:rPr>
-        <w:t xml:space="preserve">Scenario_02 </w:t>
-      </w:r>
-      <w:proofErr w:type="spellStart"/>
-      <w:r>
-        <w:rPr>
-          <w:rFonts w:ascii="Calibri" w:eastAsia="Times New Roman" w:hAnsi="Calibri" w:cs="Calibri"/>
-          <w:color w:val="201F1E"/>
-          <w:sz w:val="22"/>
-          <w:szCs w:val="22"/>
-          <w:lang w:eastAsia="nl-NL"/>
-        </w:rPr>
-        <w:t>UnHappy_titel</w:t>
-      </w:r>
-      <w:proofErr w:type="spellEnd"/>
-      <w:r>
-        <w:rPr>
-          <w:rFonts w:ascii="Calibri" w:eastAsia="Times New Roman" w:hAnsi="Calibri" w:cs="Calibri"/>
-          <w:color w:val="201F1E"/>
-          <w:sz w:val="22"/>
-          <w:szCs w:val="22"/>
-          <w:lang w:eastAsia="nl-NL"/>
-        </w:rPr>
-        <w:t>……</w:t>
-      </w:r>
-    </w:p>
-    <w:p>
-      <w:pPr>
-        <w:numPr>
-          <w:ilvl w:val="1"/>
-          <w:numId w:val="2"/>
-        </w:numPr>
-        <w:shd w:val="clear" w:color="auto" w:fill="FFFFFF"/>
-        <w:spacing w:after="0" w:line="240" w:lineRule="auto"/>
-        <w:rPr>
-          <w:rFonts w:ascii="Calibri" w:eastAsia="Times New Roman" w:hAnsi="Calibri" w:cs="Calibri"/>
-          <w:color w:val="201F1E"/>
-          <w:sz w:val="22"/>
-          <w:szCs w:val="22"/>
-          <w:lang w:eastAsia="nl-NL"/>
-        </w:rPr>
-      </w:pPr>
-      <w:r>
-        <w:rPr>
-          <w:rFonts w:ascii="Calibri" w:eastAsia="Times New Roman" w:hAnsi="Calibri" w:cs="Calibri"/>
-          <w:color w:val="201F1E"/>
-          <w:sz w:val="22"/>
-          <w:szCs w:val="22"/>
-          <w:lang w:eastAsia="nl-NL"/>
-        </w:rPr>
-        <w:t>Gegeven: ….</w:t>
-      </w:r>
-    </w:p>
-    <w:p>
-      <w:pPr>
-        <w:numPr>
-          <w:ilvl w:val="1"/>
-          <w:numId w:val="2"/>
-        </w:numPr>
-        <w:shd w:val="clear" w:color="auto" w:fill="FFFFFF"/>
-        <w:spacing w:after="0" w:line="240" w:lineRule="auto"/>
-        <w:rPr>
-          <w:rFonts w:ascii="Calibri" w:eastAsia="Times New Roman" w:hAnsi="Calibri" w:cs="Calibri"/>
-          <w:color w:val="201F1E"/>
-          <w:sz w:val="22"/>
-          <w:szCs w:val="22"/>
-          <w:lang w:eastAsia="nl-NL"/>
-        </w:rPr>
-      </w:pPr>
-      <w:proofErr w:type="gramStart"/>
-      <w:r>
-        <w:rPr>
-          <w:rFonts w:ascii="Calibri" w:eastAsia="Times New Roman" w:hAnsi="Calibri" w:cs="Calibri"/>
-          <w:color w:val="201F1E"/>
-          <w:sz w:val="22"/>
-          <w:szCs w:val="22"/>
-          <w:lang w:eastAsia="nl-NL"/>
-        </w:rPr>
-        <w:t>Wanneer :</w:t>
-      </w:r>
-      <w:proofErr w:type="gramEnd"/>
-      <w:r>
-        <w:rPr>
-          <w:rFonts w:ascii="Calibri" w:eastAsia="Times New Roman" w:hAnsi="Calibri" w:cs="Calibri"/>
-          <w:color w:val="201F1E"/>
-          <w:sz w:val="22"/>
-          <w:szCs w:val="22"/>
-          <w:lang w:eastAsia="nl-NL"/>
-        </w:rPr>
-        <w:t xml:space="preserve"> ….</w:t>
-      </w:r>
-    </w:p>
-    <w:p>
-      <w:pPr>
-        <w:numPr>
-          <w:ilvl w:val="1"/>
-          <w:numId w:val="2"/>
-        </w:numPr>
-        <w:shd w:val="clear" w:color="auto" w:fill="FFFFFF"/>
-        <w:spacing w:after="0" w:line="240" w:lineRule="auto"/>
-        <w:rPr>
-          <w:rFonts w:ascii="Calibri" w:eastAsia="Times New Roman" w:hAnsi="Calibri" w:cs="Calibri"/>
-          <w:color w:val="201F1E"/>
-          <w:sz w:val="22"/>
-          <w:szCs w:val="22"/>
-          <w:lang w:eastAsia="nl-NL"/>
-        </w:rPr>
-      </w:pPr>
-      <w:r>
-        <w:rPr>
-          <w:rFonts w:ascii="Calibri" w:eastAsia="Times New Roman" w:hAnsi="Calibri" w:cs="Calibri"/>
-          <w:color w:val="201F1E"/>
-          <w:sz w:val="22"/>
-          <w:szCs w:val="22"/>
-          <w:lang w:eastAsia="nl-NL"/>
-        </w:rPr>
-        <w:t xml:space="preserve">            </w:t>
-      </w:r>
-      <w:proofErr w:type="gramStart"/>
-      <w:r>
-        <w:rPr>
-          <w:rFonts w:ascii="Calibri" w:eastAsia="Times New Roman" w:hAnsi="Calibri" w:cs="Calibri"/>
-          <w:color w:val="201F1E"/>
-          <w:sz w:val="22"/>
-          <w:szCs w:val="22"/>
-          <w:lang w:eastAsia="nl-NL"/>
-        </w:rPr>
-        <w:t>En :</w:t>
-      </w:r>
-      <w:proofErr w:type="gramEnd"/>
-      <w:r>
-        <w:rPr>
-          <w:rFonts w:ascii="Calibri" w:eastAsia="Times New Roman" w:hAnsi="Calibri" w:cs="Calibri"/>
-          <w:color w:val="201F1E"/>
-          <w:sz w:val="22"/>
-          <w:szCs w:val="22"/>
-          <w:lang w:eastAsia="nl-NL"/>
-        </w:rPr>
-        <w:t xml:space="preserve"> …..</w:t>
-      </w:r>
-    </w:p>
-    <w:p>
-      <w:pPr>
-        <w:numPr>
-          <w:ilvl w:val="1"/>
-          <w:numId w:val="2"/>
-        </w:numPr>
-        <w:shd w:val="clear" w:color="auto" w:fill="FFFFFF"/>
-        <w:spacing w:after="0" w:line="240" w:lineRule="auto"/>
-        <w:rPr>
-          <w:rFonts w:ascii="Calibri" w:eastAsia="Times New Roman" w:hAnsi="Calibri" w:cs="Calibri"/>
-          <w:color w:val="201F1E"/>
-          <w:sz w:val="22"/>
-          <w:szCs w:val="22"/>
-          <w:lang w:eastAsia="nl-NL"/>
-        </w:rPr>
-      </w:pPr>
-      <w:r>
-        <w:rPr>
-          <w:rFonts w:ascii="Calibri" w:eastAsia="Times New Roman" w:hAnsi="Calibri" w:cs="Calibri"/>
-          <w:color w:val="201F1E"/>
-          <w:sz w:val="22"/>
-          <w:szCs w:val="22"/>
-          <w:lang w:eastAsia="nl-NL"/>
-        </w:rPr>
-        <w:t>                    …..</w:t>
-      </w:r>
-    </w:p>
-    <w:p>
-      <w:pPr>
-        <w:numPr>
-          <w:ilvl w:val="1"/>
-          <w:numId w:val="2"/>
-        </w:numPr>
-        <w:shd w:val="clear" w:color="auto" w:fill="FFFFFF"/>
-        <w:spacing w:after="0" w:line="240" w:lineRule="auto"/>
-        <w:rPr>
-          <w:rFonts w:ascii="Calibri" w:eastAsia="Times New Roman" w:hAnsi="Calibri" w:cs="Calibri"/>
-          <w:color w:val="201F1E"/>
-          <w:sz w:val="22"/>
-          <w:szCs w:val="22"/>
-          <w:lang w:eastAsia="nl-NL"/>
-        </w:rPr>
-      </w:pPr>
-      <w:proofErr w:type="gramStart"/>
-      <w:r>
-        <w:rPr>
-          <w:rFonts w:ascii="Calibri" w:eastAsia="Times New Roman" w:hAnsi="Calibri" w:cs="Calibri"/>
-          <w:color w:val="201F1E"/>
-          <w:sz w:val="22"/>
-          <w:szCs w:val="22"/>
-          <w:lang w:eastAsia="nl-NL"/>
-        </w:rPr>
-        <w:t>Dan:…</w:t>
-      </w:r>
-      <w:proofErr w:type="gramEnd"/>
-      <w:r>
-        <w:rPr>
-          <w:rFonts w:ascii="Calibri" w:eastAsia="Times New Roman" w:hAnsi="Calibri" w:cs="Calibri"/>
-          <w:color w:val="201F1E"/>
-          <w:sz w:val="22"/>
-          <w:szCs w:val="22"/>
-          <w:lang w:eastAsia="nl-NL"/>
-        </w:rPr>
-        <w:t>…...</w:t>
-      </w:r>
-    </w:p>
-    <w:p>
-      <w:pPr>
-        <w:shd w:val="clear" w:color="auto" w:fill="FFFFFF"/>
-        <w:spacing w:after="0" w:line="240" w:lineRule="auto"/>
-        <w:rPr>
-          <w:rFonts w:ascii="Calibri" w:eastAsia="Times New Roman" w:hAnsi="Calibri" w:cs="Calibri"/>
-          <w:color w:val="201F1E"/>
-          <w:sz w:val="22"/>
-          <w:szCs w:val="22"/>
-          <w:lang w:eastAsia="nl-NL"/>
-        </w:rPr>
-      </w:pPr>
-    </w:p>
-    <w:p>
-      <w:pPr>
-        <w:rPr>
-          <w:rFonts w:ascii="Calibri" w:eastAsia="Times New Roman" w:hAnsi="Calibri" w:cs="Calibri"/>
-          <w:color w:val="201F1E"/>
-          <w:lang w:eastAsia="nl-NL"/>
-        </w:rPr>
-      </w:pPr>
-      <w:r>
-        <w:rPr>
-          <w:rFonts w:ascii="Andale Mono" w:eastAsia="Calibri" w:hAnsi="Andale Mono" w:cs="Times New Roman (Hoofdtekst CS)"/>
-          <w:sz w:val="22"/>
-          <w:szCs w:val="22"/>
-        </w:rPr>
-        <w:br w:type="page"/>
-      </w:r>
-    </w:p>
-    <w:p>
-      <w:pPr>
-        <w:rPr>
-          <w:rFonts w:ascii="Calibri" w:eastAsia="Times New Roman" w:hAnsi="Calibri" w:cs="Calibri"/>
-          <w:color w:val="201F1E"/>
-          <w:lang w:eastAsia="nl-NL"/>
-        </w:rPr>
-      </w:pPr>
-    </w:p>
-    <w:p>
-      <w:pPr>
-        <w:pStyle w:val="Kop2"/>
-      </w:pPr>
-      <w:bookmarkStart w:id="7" w:name="_Toc114751826"/>
-      <w:bookmarkStart w:id="8" w:name="_Toc129584016"/>
-      <w:r>
-        <w:t>User Story2: [Titel van de User Story2]</w:t>
-      </w:r>
-      <w:bookmarkEnd w:id="7"/>
-      <w:bookmarkEnd w:id="8"/>
-    </w:p>
-    <w:p>
-      <w:proofErr w:type="spellStart"/>
-      <w:r>
-        <w:t>Enz</w:t>
-      </w:r>
-      <w:proofErr w:type="spellEnd"/>
-      <w:r>
-        <w:t>….</w:t>
       </w:r>
     </w:p>
     <w:p/>
@@ -2186,7 +2779,7 @@
 </file>
 
 <file path=word/endnotes.xml><?xml version="1.0" encoding="utf-8"?>
-<w:endnotes xmlns:wpc="http://schemas.microsoft.com/office/word/2010/wordprocessingCanvas" xmlns:cx="http://schemas.microsoft.com/office/drawing/2014/chartex" xmlns:cx1="http://schemas.microsoft.com/office/drawing/2015/9/8/chartex" xmlns:cx2="http://schemas.microsoft.com/office/drawing/2015/10/21/chartex" xmlns:cx3="http://schemas.microsoft.com/office/drawing/2016/5/9/chartex" xmlns:cx4="http://schemas.microsoft.com/office/drawing/2016/5/10/chartex" xmlns:cx5="http://schemas.microsoft.com/office/drawing/2016/5/11/chartex" xmlns:cx6="http://schemas.microsoft.com/office/drawing/2016/5/12/chartex" xmlns:cx7="http://schemas.microsoft.com/office/drawing/2016/5/13/chartex" xmlns:cx8="http://schemas.microsoft.com/office/drawing/2016/5/14/chartex" xmlns:mc="http://schemas.openxmlformats.org/markup-compatibility/2006" xmlns:aink="http://schemas.microsoft.com/office/drawing/2016/ink" xmlns:am3d="http://schemas.microsoft.com/office/drawing/2017/model3d" xmlns:o="urn:schemas-microsoft-com:office:office" xmlns:oel="http://schemas.microsoft.com/office/2019/extlst" xmlns:r="http://schemas.openxmlformats.org/officeDocument/2006/relationships" xmlns:m="http://schemas.openxmlformats.org/officeDocument/2006/math" xmlns:v="urn:schemas-microsoft-com:vml" xmlns:wp14="http://schemas.microsoft.com/office/word/2010/wordprocessingDrawing" xmlns:wp="http://schemas.openxmlformats.org/drawingml/2006/wordprocessingDrawing" xmlns:w10="urn:schemas-microsoft-com:office:word" xmlns:w="http://schemas.openxmlformats.org/wordprocessingml/2006/main" xmlns:w14="http://schemas.microsoft.com/office/word/2010/wordml" xmlns:w15="http://schemas.microsoft.com/office/word/2012/wordml" xmlns:w16cex="http://schemas.microsoft.com/office/word/2018/wordml/cex" xmlns:w16cid="http://schemas.microsoft.com/office/word/2016/wordml/cid" xmlns:w16="http://schemas.microsoft.com/office/word/2018/wordml" xmlns:w16sdtdh="http://schemas.microsoft.com/office/word/2020/wordml/sdtdatahash" xmlns:w16se="http://schemas.microsoft.com/office/word/2015/wordml/symex" xmlns:wpg="http://schemas.microsoft.com/office/word/2010/wordprocessingGroup" xmlns:wpi="http://schemas.microsoft.com/office/word/2010/wordprocessingInk" xmlns:wne="http://schemas.microsoft.com/office/word/2006/wordml" xmlns:wps="http://schemas.microsoft.com/office/word/2010/wordprocessingShape" mc:Ignorable="w14 w15 w16se w16cid w16 w16cex w16sdtdh wp14">
+<w:endnotes xmlns:wpc="http://schemas.microsoft.com/office/word/2010/wordprocessingCanvas" xmlns:cx="http://schemas.microsoft.com/office/drawing/2014/chartex" xmlns:cx1="http://schemas.microsoft.com/office/drawing/2015/9/8/chartex" xmlns:cx2="http://schemas.microsoft.com/office/drawing/2015/10/21/chartex" xmlns:cx3="http://schemas.microsoft.com/office/drawing/2016/5/9/chartex" xmlns:cx4="http://schemas.microsoft.com/office/drawing/2016/5/10/chartex" xmlns:cx5="http://schemas.microsoft.com/office/drawing/2016/5/11/chartex" xmlns:cx6="http://schemas.microsoft.com/office/drawing/2016/5/12/chartex" xmlns:cx7="http://schemas.microsoft.com/office/drawing/2016/5/13/chartex" xmlns:cx8="http://schemas.microsoft.com/office/drawing/2016/5/14/chartex" xmlns:mc="http://schemas.openxmlformats.org/markup-compatibility/2006" xmlns:aink="http://schemas.microsoft.com/office/drawing/2016/ink" xmlns:am3d="http://schemas.microsoft.com/office/drawing/2017/model3d" xmlns:o="urn:schemas-microsoft-com:office:office" xmlns:oel="http://schemas.microsoft.com/office/2019/extlst" xmlns:r="http://schemas.openxmlformats.org/officeDocument/2006/relationships" xmlns:m="http://schemas.openxmlformats.org/officeDocument/2006/math" xmlns:v="urn:schemas-microsoft-com:vml" xmlns:wp14="http://schemas.microsoft.com/office/word/2010/wordprocessingDrawing" xmlns:wp="http://schemas.openxmlformats.org/drawingml/2006/wordprocessingDrawing" xmlns:w10="urn:schemas-microsoft-com:office:word" xmlns:w="http://schemas.openxmlformats.org/wordprocessingml/2006/main" xmlns:w14="http://schemas.microsoft.com/office/word/2010/wordml" xmlns:w15="http://schemas.microsoft.com/office/word/2012/wordml" xmlns:w16cex="http://schemas.microsoft.com/office/word/2018/wordml/cex" xmlns:w16cid="http://schemas.microsoft.com/office/word/2016/wordml/cid" xmlns:w16="http://schemas.microsoft.com/office/word/2018/wordml" xmlns:w16du="http://schemas.microsoft.com/office/word/2023/wordml/word16du" xmlns:w16sdtdh="http://schemas.microsoft.com/office/word/2020/wordml/sdtdatahash" xmlns:w16sdtfl="http://schemas.microsoft.com/office/word/2024/wordml/sdtformatlock" xmlns:w16se="http://schemas.microsoft.com/office/word/2015/wordml/symex" xmlns:wpg="http://schemas.microsoft.com/office/word/2010/wordprocessingGroup" xmlns:wpi="http://schemas.microsoft.com/office/word/2010/wordprocessingInk" xmlns:wne="http://schemas.microsoft.com/office/word/2006/wordml" xmlns:wps="http://schemas.microsoft.com/office/word/2010/wordprocessingShape" mc:Ignorable="w14 w15 w16se w16cid w16 w16cex w16sdtdh w16sdtfl w16du wp14">
   <w:endnote w:type="separator" w:id="-1">
     <w:p>
       <w:pPr>
@@ -2211,7 +2804,7 @@
 </file>
 
 <file path=word/footer1.xml><?xml version="1.0" encoding="utf-8"?>
-<w:ftr xmlns:wpc="http://schemas.microsoft.com/office/word/2010/wordprocessingCanvas" xmlns:cx="http://schemas.microsoft.com/office/drawing/2014/chartex" xmlns:cx1="http://schemas.microsoft.com/office/drawing/2015/9/8/chartex" xmlns:cx2="http://schemas.microsoft.com/office/drawing/2015/10/21/chartex" xmlns:cx3="http://schemas.microsoft.com/office/drawing/2016/5/9/chartex" xmlns:cx4="http://schemas.microsoft.com/office/drawing/2016/5/10/chartex" xmlns:cx5="http://schemas.microsoft.com/office/drawing/2016/5/11/chartex" xmlns:cx6="http://schemas.microsoft.com/office/drawing/2016/5/12/chartex" xmlns:cx7="http://schemas.microsoft.com/office/drawing/2016/5/13/chartex" xmlns:cx8="http://schemas.microsoft.com/office/drawing/2016/5/14/chartex" xmlns:mc="http://schemas.openxmlformats.org/markup-compatibility/2006" xmlns:aink="http://schemas.microsoft.com/office/drawing/2016/ink" xmlns:am3d="http://schemas.microsoft.com/office/drawing/2017/model3d" xmlns:o="urn:schemas-microsoft-com:office:office" xmlns:oel="http://schemas.microsoft.com/office/2019/extlst" xmlns:r="http://schemas.openxmlformats.org/officeDocument/2006/relationships" xmlns:m="http://schemas.openxmlformats.org/officeDocument/2006/math" xmlns:v="urn:schemas-microsoft-com:vml" xmlns:wp14="http://schemas.microsoft.com/office/word/2010/wordprocessingDrawing" xmlns:wp="http://schemas.openxmlformats.org/drawingml/2006/wordprocessingDrawing" xmlns:w10="urn:schemas-microsoft-com:office:word" xmlns:w="http://schemas.openxmlformats.org/wordprocessingml/2006/main" xmlns:w14="http://schemas.microsoft.com/office/word/2010/wordml" xmlns:w15="http://schemas.microsoft.com/office/word/2012/wordml" xmlns:w16cex="http://schemas.microsoft.com/office/word/2018/wordml/cex" xmlns:w16cid="http://schemas.microsoft.com/office/word/2016/wordml/cid" xmlns:w16="http://schemas.microsoft.com/office/word/2018/wordml" xmlns:w16sdtdh="http://schemas.microsoft.com/office/word/2020/wordml/sdtdatahash" xmlns:w16se="http://schemas.microsoft.com/office/word/2015/wordml/symex" xmlns:wpg="http://schemas.microsoft.com/office/word/2010/wordprocessingGroup" xmlns:wpi="http://schemas.microsoft.com/office/word/2010/wordprocessingInk" xmlns:wne="http://schemas.microsoft.com/office/word/2006/wordml" xmlns:wps="http://schemas.microsoft.com/office/word/2010/wordprocessingShape" mc:Ignorable="w14 w15 w16se w16cid w16 w16cex w16sdtdh wp14">
+<w:ftr xmlns:wpc="http://schemas.microsoft.com/office/word/2010/wordprocessingCanvas" xmlns:cx="http://schemas.microsoft.com/office/drawing/2014/chartex" xmlns:cx1="http://schemas.microsoft.com/office/drawing/2015/9/8/chartex" xmlns:cx2="http://schemas.microsoft.com/office/drawing/2015/10/21/chartex" xmlns:cx3="http://schemas.microsoft.com/office/drawing/2016/5/9/chartex" xmlns:cx4="http://schemas.microsoft.com/office/drawing/2016/5/10/chartex" xmlns:cx5="http://schemas.microsoft.com/office/drawing/2016/5/11/chartex" xmlns:cx6="http://schemas.microsoft.com/office/drawing/2016/5/12/chartex" xmlns:cx7="http://schemas.microsoft.com/office/drawing/2016/5/13/chartex" xmlns:cx8="http://schemas.microsoft.com/office/drawing/2016/5/14/chartex" xmlns:mc="http://schemas.openxmlformats.org/markup-compatibility/2006" xmlns:aink="http://schemas.microsoft.com/office/drawing/2016/ink" xmlns:am3d="http://schemas.microsoft.com/office/drawing/2017/model3d" xmlns:o="urn:schemas-microsoft-com:office:office" xmlns:oel="http://schemas.microsoft.com/office/2019/extlst" xmlns:r="http://schemas.openxmlformats.org/officeDocument/2006/relationships" xmlns:m="http://schemas.openxmlformats.org/officeDocument/2006/math" xmlns:v="urn:schemas-microsoft-com:vml" xmlns:wp14="http://schemas.microsoft.com/office/word/2010/wordprocessingDrawing" xmlns:wp="http://schemas.openxmlformats.org/drawingml/2006/wordprocessingDrawing" xmlns:w10="urn:schemas-microsoft-com:office:word" xmlns:w="http://schemas.openxmlformats.org/wordprocessingml/2006/main" xmlns:w14="http://schemas.microsoft.com/office/word/2010/wordml" xmlns:w15="http://schemas.microsoft.com/office/word/2012/wordml" xmlns:w16cex="http://schemas.microsoft.com/office/word/2018/wordml/cex" xmlns:w16cid="http://schemas.microsoft.com/office/word/2016/wordml/cid" xmlns:w16="http://schemas.microsoft.com/office/word/2018/wordml" xmlns:w16du="http://schemas.microsoft.com/office/word/2023/wordml/word16du" xmlns:w16sdtdh="http://schemas.microsoft.com/office/word/2020/wordml/sdtdatahash" xmlns:w16sdtfl="http://schemas.microsoft.com/office/word/2024/wordml/sdtformatlock" xmlns:w16se="http://schemas.microsoft.com/office/word/2015/wordml/symex" xmlns:wpg="http://schemas.microsoft.com/office/word/2010/wordprocessingGroup" xmlns:wpi="http://schemas.microsoft.com/office/word/2010/wordprocessingInk" xmlns:wne="http://schemas.microsoft.com/office/word/2006/wordml" xmlns:wps="http://schemas.microsoft.com/office/word/2010/wordprocessingShape" mc:Ignorable="w14 w15 w16se w16cid w16 w16cex w16sdtdh w16sdtfl w16du wp14">
   <w:sdt>
     <w:sdtPr>
       <w:id w:val="365108930"/>
@@ -2223,7 +2816,7 @@
     <w:sdtContent>
       <w:p>
         <w:pPr>
-          <w:pStyle w:val="Voettekst"/>
+          <w:pStyle w:val="Footer"/>
           <w:jc w:val="right"/>
         </w:pPr>
         <w:r>
@@ -2246,14 +2839,14 @@
   </w:sdt>
   <w:p>
     <w:pPr>
-      <w:pStyle w:val="Voettekst"/>
+      <w:pStyle w:val="Footer"/>
     </w:pPr>
   </w:p>
 </w:ftr>
 </file>
 
 <file path=word/footnotes.xml><?xml version="1.0" encoding="utf-8"?>
-<w:footnotes xmlns:wpc="http://schemas.microsoft.com/office/word/2010/wordprocessingCanvas" xmlns:cx="http://schemas.microsoft.com/office/drawing/2014/chartex" xmlns:cx1="http://schemas.microsoft.com/office/drawing/2015/9/8/chartex" xmlns:cx2="http://schemas.microsoft.com/office/drawing/2015/10/21/chartex" xmlns:cx3="http://schemas.microsoft.com/office/drawing/2016/5/9/chartex" xmlns:cx4="http://schemas.microsoft.com/office/drawing/2016/5/10/chartex" xmlns:cx5="http://schemas.microsoft.com/office/drawing/2016/5/11/chartex" xmlns:cx6="http://schemas.microsoft.com/office/drawing/2016/5/12/chartex" xmlns:cx7="http://schemas.microsoft.com/office/drawing/2016/5/13/chartex" xmlns:cx8="http://schemas.microsoft.com/office/drawing/2016/5/14/chartex" xmlns:mc="http://schemas.openxmlformats.org/markup-compatibility/2006" xmlns:aink="http://schemas.microsoft.com/office/drawing/2016/ink" xmlns:am3d="http://schemas.microsoft.com/office/drawing/2017/model3d" xmlns:o="urn:schemas-microsoft-com:office:office" xmlns:oel="http://schemas.microsoft.com/office/2019/extlst" xmlns:r="http://schemas.openxmlformats.org/officeDocument/2006/relationships" xmlns:m="http://schemas.openxmlformats.org/officeDocument/2006/math" xmlns:v="urn:schemas-microsoft-com:vml" xmlns:wp14="http://schemas.microsoft.com/office/word/2010/wordprocessingDrawing" xmlns:wp="http://schemas.openxmlformats.org/drawingml/2006/wordprocessingDrawing" xmlns:w10="urn:schemas-microsoft-com:office:word" xmlns:w="http://schemas.openxmlformats.org/wordprocessingml/2006/main" xmlns:w14="http://schemas.microsoft.com/office/word/2010/wordml" xmlns:w15="http://schemas.microsoft.com/office/word/2012/wordml" xmlns:w16cex="http://schemas.microsoft.com/office/word/2018/wordml/cex" xmlns:w16cid="http://schemas.microsoft.com/office/word/2016/wordml/cid" xmlns:w16="http://schemas.microsoft.com/office/word/2018/wordml" xmlns:w16sdtdh="http://schemas.microsoft.com/office/word/2020/wordml/sdtdatahash" xmlns:w16se="http://schemas.microsoft.com/office/word/2015/wordml/symex" xmlns:wpg="http://schemas.microsoft.com/office/word/2010/wordprocessingGroup" xmlns:wpi="http://schemas.microsoft.com/office/word/2010/wordprocessingInk" xmlns:wne="http://schemas.microsoft.com/office/word/2006/wordml" xmlns:wps="http://schemas.microsoft.com/office/word/2010/wordprocessingShape" mc:Ignorable="w14 w15 w16se w16cid w16 w16cex w16sdtdh wp14">
+<w:footnotes xmlns:wpc="http://schemas.microsoft.com/office/word/2010/wordprocessingCanvas" xmlns:cx="http://schemas.microsoft.com/office/drawing/2014/chartex" xmlns:cx1="http://schemas.microsoft.com/office/drawing/2015/9/8/chartex" xmlns:cx2="http://schemas.microsoft.com/office/drawing/2015/10/21/chartex" xmlns:cx3="http://schemas.microsoft.com/office/drawing/2016/5/9/chartex" xmlns:cx4="http://schemas.microsoft.com/office/drawing/2016/5/10/chartex" xmlns:cx5="http://schemas.microsoft.com/office/drawing/2016/5/11/chartex" xmlns:cx6="http://schemas.microsoft.com/office/drawing/2016/5/12/chartex" xmlns:cx7="http://schemas.microsoft.com/office/drawing/2016/5/13/chartex" xmlns:cx8="http://schemas.microsoft.com/office/drawing/2016/5/14/chartex" xmlns:mc="http://schemas.openxmlformats.org/markup-compatibility/2006" xmlns:aink="http://schemas.microsoft.com/office/drawing/2016/ink" xmlns:am3d="http://schemas.microsoft.com/office/drawing/2017/model3d" xmlns:o="urn:schemas-microsoft-com:office:office" xmlns:oel="http://schemas.microsoft.com/office/2019/extlst" xmlns:r="http://schemas.openxmlformats.org/officeDocument/2006/relationships" xmlns:m="http://schemas.openxmlformats.org/officeDocument/2006/math" xmlns:v="urn:schemas-microsoft-com:vml" xmlns:wp14="http://schemas.microsoft.com/office/word/2010/wordprocessingDrawing" xmlns:wp="http://schemas.openxmlformats.org/drawingml/2006/wordprocessingDrawing" xmlns:w10="urn:schemas-microsoft-com:office:word" xmlns:w="http://schemas.openxmlformats.org/wordprocessingml/2006/main" xmlns:w14="http://schemas.microsoft.com/office/word/2010/wordml" xmlns:w15="http://schemas.microsoft.com/office/word/2012/wordml" xmlns:w16cex="http://schemas.microsoft.com/office/word/2018/wordml/cex" xmlns:w16cid="http://schemas.microsoft.com/office/word/2016/wordml/cid" xmlns:w16="http://schemas.microsoft.com/office/word/2018/wordml" xmlns:w16du="http://schemas.microsoft.com/office/word/2023/wordml/word16du" xmlns:w16sdtdh="http://schemas.microsoft.com/office/word/2020/wordml/sdtdatahash" xmlns:w16sdtfl="http://schemas.microsoft.com/office/word/2024/wordml/sdtformatlock" xmlns:w16se="http://schemas.microsoft.com/office/word/2015/wordml/symex" xmlns:wpg="http://schemas.microsoft.com/office/word/2010/wordprocessingGroup" xmlns:wpi="http://schemas.microsoft.com/office/word/2010/wordprocessingInk" xmlns:wne="http://schemas.microsoft.com/office/word/2006/wordml" xmlns:wps="http://schemas.microsoft.com/office/word/2010/wordprocessingShape" mc:Ignorable="w14 w15 w16se w16cid w16 w16cex w16sdtdh w16sdtfl w16du wp14">
   <w:footnote w:type="separator" w:id="-1">
     <w:p>
       <w:pPr>
@@ -2278,7 +2871,7 @@
 </file>
 
 <file path=word/numbering.xml><?xml version="1.0" encoding="utf-8"?>
-<w:numbering xmlns:wpc="http://schemas.microsoft.com/office/word/2010/wordprocessingCanvas" xmlns:cx="http://schemas.microsoft.com/office/drawing/2014/chartex" xmlns:cx1="http://schemas.microsoft.com/office/drawing/2015/9/8/chartex" xmlns:cx2="http://schemas.microsoft.com/office/drawing/2015/10/21/chartex" xmlns:cx3="http://schemas.microsoft.com/office/drawing/2016/5/9/chartex" xmlns:cx4="http://schemas.microsoft.com/office/drawing/2016/5/10/chartex" xmlns:cx5="http://schemas.microsoft.com/office/drawing/2016/5/11/chartex" xmlns:cx6="http://schemas.microsoft.com/office/drawing/2016/5/12/chartex" xmlns:cx7="http://schemas.microsoft.com/office/drawing/2016/5/13/chartex" xmlns:cx8="http://schemas.microsoft.com/office/drawing/2016/5/14/chartex" xmlns:mc="http://schemas.openxmlformats.org/markup-compatibility/2006" xmlns:aink="http://schemas.microsoft.com/office/drawing/2016/ink" xmlns:am3d="http://schemas.microsoft.com/office/drawing/2017/model3d" xmlns:o="urn:schemas-microsoft-com:office:office" xmlns:oel="http://schemas.microsoft.com/office/2019/extlst" xmlns:r="http://schemas.openxmlformats.org/officeDocument/2006/relationships" xmlns:m="http://schemas.openxmlformats.org/officeDocument/2006/math" xmlns:v="urn:schemas-microsoft-com:vml" xmlns:wp14="http://schemas.microsoft.com/office/word/2010/wordprocessingDrawing" xmlns:wp="http://schemas.openxmlformats.org/drawingml/2006/wordprocessingDrawing" xmlns:w10="urn:schemas-microsoft-com:office:word" xmlns:w="http://schemas.openxmlformats.org/wordprocessingml/2006/main" xmlns:w14="http://schemas.microsoft.com/office/word/2010/wordml" xmlns:w15="http://schemas.microsoft.com/office/word/2012/wordml" xmlns:w16cex="http://schemas.microsoft.com/office/word/2018/wordml/cex" xmlns:w16cid="http://schemas.microsoft.com/office/word/2016/wordml/cid" xmlns:w16="http://schemas.microsoft.com/office/word/2018/wordml" xmlns:w16sdtdh="http://schemas.microsoft.com/office/word/2020/wordml/sdtdatahash" xmlns:w16se="http://schemas.microsoft.com/office/word/2015/wordml/symex" xmlns:wpg="http://schemas.microsoft.com/office/word/2010/wordprocessingGroup" xmlns:wpi="http://schemas.microsoft.com/office/word/2010/wordprocessingInk" xmlns:wne="http://schemas.microsoft.com/office/word/2006/wordml" xmlns:wps="http://schemas.microsoft.com/office/word/2010/wordprocessingShape" mc:Ignorable="w14 w15 w16se w16cid w16 w16cex w16sdtdh wp14">
+<w:numbering xmlns:wpc="http://schemas.microsoft.com/office/word/2010/wordprocessingCanvas" xmlns:cx="http://schemas.microsoft.com/office/drawing/2014/chartex" xmlns:cx1="http://schemas.microsoft.com/office/drawing/2015/9/8/chartex" xmlns:cx2="http://schemas.microsoft.com/office/drawing/2015/10/21/chartex" xmlns:cx3="http://schemas.microsoft.com/office/drawing/2016/5/9/chartex" xmlns:cx4="http://schemas.microsoft.com/office/drawing/2016/5/10/chartex" xmlns:cx5="http://schemas.microsoft.com/office/drawing/2016/5/11/chartex" xmlns:cx6="http://schemas.microsoft.com/office/drawing/2016/5/12/chartex" xmlns:cx7="http://schemas.microsoft.com/office/drawing/2016/5/13/chartex" xmlns:cx8="http://schemas.microsoft.com/office/drawing/2016/5/14/chartex" xmlns:mc="http://schemas.openxmlformats.org/markup-compatibility/2006" xmlns:aink="http://schemas.microsoft.com/office/drawing/2016/ink" xmlns:am3d="http://schemas.microsoft.com/office/drawing/2017/model3d" xmlns:o="urn:schemas-microsoft-com:office:office" xmlns:oel="http://schemas.microsoft.com/office/2019/extlst" xmlns:r="http://schemas.openxmlformats.org/officeDocument/2006/relationships" xmlns:m="http://schemas.openxmlformats.org/officeDocument/2006/math" xmlns:v="urn:schemas-microsoft-com:vml" xmlns:wp14="http://schemas.microsoft.com/office/word/2010/wordprocessingDrawing" xmlns:wp="http://schemas.openxmlformats.org/drawingml/2006/wordprocessingDrawing" xmlns:w10="urn:schemas-microsoft-com:office:word" xmlns:w="http://schemas.openxmlformats.org/wordprocessingml/2006/main" xmlns:w14="http://schemas.microsoft.com/office/word/2010/wordml" xmlns:w15="http://schemas.microsoft.com/office/word/2012/wordml" xmlns:w16cex="http://schemas.microsoft.com/office/word/2018/wordml/cex" xmlns:w16cid="http://schemas.microsoft.com/office/word/2016/wordml/cid" xmlns:w16="http://schemas.microsoft.com/office/word/2018/wordml" xmlns:w16du="http://schemas.microsoft.com/office/word/2023/wordml/word16du" xmlns:w16sdtdh="http://schemas.microsoft.com/office/word/2020/wordml/sdtdatahash" xmlns:w16sdtfl="http://schemas.microsoft.com/office/word/2024/wordml/sdtformatlock" xmlns:w16se="http://schemas.microsoft.com/office/word/2015/wordml/symex" xmlns:wpg="http://schemas.microsoft.com/office/word/2010/wordprocessingGroup" xmlns:wpi="http://schemas.microsoft.com/office/word/2010/wordprocessingInk" xmlns:wne="http://schemas.microsoft.com/office/word/2006/wordml" xmlns:wps="http://schemas.microsoft.com/office/word/2010/wordprocessingShape" mc:Ignorable="w14 w15 w16se w16cid w16 w16cex w16sdtdh w16sdtfl w16du wp14">
   <w:abstractNum w:abstractNumId="0" w15:restartNumberingAfterBreak="0">
     <w:nsid w:val="15E06581"/>
     <w:multiLevelType w:val="multilevel"/>
@@ -2888,7 +3481,7 @@
 </file>
 
 <file path=word/styles.xml><?xml version="1.0" encoding="utf-8"?>
-<w:styles xmlns:mc="http://schemas.openxmlformats.org/markup-compatibility/2006" xmlns:r="http://schemas.openxmlformats.org/officeDocument/2006/relationships" xmlns:w="http://schemas.openxmlformats.org/wordprocessingml/2006/main" xmlns:w14="http://schemas.microsoft.com/office/word/2010/wordml" xmlns:w15="http://schemas.microsoft.com/office/word/2012/wordml" xmlns:w16cex="http://schemas.microsoft.com/office/word/2018/wordml/cex" xmlns:w16cid="http://schemas.microsoft.com/office/word/2016/wordml/cid" xmlns:w16="http://schemas.microsoft.com/office/word/2018/wordml" xmlns:w16sdtdh="http://schemas.microsoft.com/office/word/2020/wordml/sdtdatahash" xmlns:w16se="http://schemas.microsoft.com/office/word/2015/wordml/symex" mc:Ignorable="w14 w15 w16se w16cid w16 w16cex w16sdtdh">
+<w:styles xmlns:mc="http://schemas.openxmlformats.org/markup-compatibility/2006" xmlns:r="http://schemas.openxmlformats.org/officeDocument/2006/relationships" xmlns:w="http://schemas.openxmlformats.org/wordprocessingml/2006/main" xmlns:w14="http://schemas.microsoft.com/office/word/2010/wordml" xmlns:w15="http://schemas.microsoft.com/office/word/2012/wordml" xmlns:w16cex="http://schemas.microsoft.com/office/word/2018/wordml/cex" xmlns:w16cid="http://schemas.microsoft.com/office/word/2016/wordml/cid" xmlns:w16="http://schemas.microsoft.com/office/word/2018/wordml" xmlns:w16du="http://schemas.microsoft.com/office/word/2023/wordml/word16du" xmlns:w16sdtdh="http://schemas.microsoft.com/office/word/2020/wordml/sdtdatahash" xmlns:w16sdtfl="http://schemas.microsoft.com/office/word/2024/wordml/sdtformatlock" xmlns:w16se="http://schemas.microsoft.com/office/word/2015/wordml/symex" mc:Ignorable="w14 w15 w16se w16cid w16 w16cex w16sdtdh w16sdtfl w16du">
   <w:docDefaults>
     <w:rPrDefault>
       <w:rPr>
@@ -3282,16 +3875,16 @@
     <w:lsdException w:name="Unresolved Mention" w:semiHidden="1" w:unhideWhenUsed="1"/>
     <w:lsdException w:name="Smart Link" w:semiHidden="1" w:unhideWhenUsed="1"/>
   </w:latentStyles>
-  <w:style w:type="paragraph" w:default="1" w:styleId="Standaard">
+  <w:style w:type="paragraph" w:default="1" w:styleId="Normal">
     <w:name w:val="Normal"/>
     <w:qFormat/>
     <w:rsid w:val="00B90B57"/>
   </w:style>
-  <w:style w:type="paragraph" w:styleId="Kop1">
+  <w:style w:type="paragraph" w:styleId="Heading1">
     <w:name w:val="heading 1"/>
-    <w:basedOn w:val="Standaard"/>
-    <w:next w:val="Standaard"/>
-    <w:link w:val="Kop1Char"/>
+    <w:basedOn w:val="Normal"/>
+    <w:next w:val="Normal"/>
+    <w:link w:val="Heading1Char"/>
     <w:uiPriority w:val="9"/>
     <w:qFormat/>
     <w:rsid w:val="00320977"/>
@@ -3308,11 +3901,11 @@
       <w:szCs w:val="32"/>
     </w:rPr>
   </w:style>
-  <w:style w:type="paragraph" w:styleId="Kop2">
+  <w:style w:type="paragraph" w:styleId="Heading2">
     <w:name w:val="heading 2"/>
-    <w:basedOn w:val="Standaard"/>
-    <w:next w:val="Standaard"/>
-    <w:link w:val="Kop2Char"/>
+    <w:basedOn w:val="Normal"/>
+    <w:next w:val="Normal"/>
+    <w:link w:val="Heading2Char"/>
     <w:uiPriority w:val="9"/>
     <w:unhideWhenUsed/>
     <w:qFormat/>
@@ -3330,11 +3923,11 @@
       <w:szCs w:val="26"/>
     </w:rPr>
   </w:style>
-  <w:style w:type="paragraph" w:styleId="Kop3">
+  <w:style w:type="paragraph" w:styleId="Heading3">
     <w:name w:val="heading 3"/>
-    <w:basedOn w:val="Standaard"/>
-    <w:next w:val="Standaard"/>
-    <w:link w:val="Kop3Char"/>
+    <w:basedOn w:val="Normal"/>
+    <w:next w:val="Normal"/>
+    <w:link w:val="Heading3Char"/>
     <w:uiPriority w:val="9"/>
     <w:unhideWhenUsed/>
     <w:qFormat/>
@@ -3352,13 +3945,13 @@
       <w:szCs w:val="24"/>
     </w:rPr>
   </w:style>
-  <w:style w:type="character" w:default="1" w:styleId="Standaardalinea-lettertype">
+  <w:style w:type="character" w:default="1" w:styleId="DefaultParagraphFont">
     <w:name w:val="Default Paragraph Font"/>
     <w:uiPriority w:val="1"/>
     <w:semiHidden/>
     <w:unhideWhenUsed/>
   </w:style>
-  <w:style w:type="table" w:default="1" w:styleId="Standaardtabel">
+  <w:style w:type="table" w:default="1" w:styleId="TableNormal">
     <w:name w:val="Normal Table"/>
     <w:uiPriority w:val="99"/>
     <w:semiHidden/>
@@ -3373,15 +3966,15 @@
       </w:tblCellMar>
     </w:tblPr>
   </w:style>
-  <w:style w:type="numbering" w:default="1" w:styleId="Geenlijst">
+  <w:style w:type="numbering" w:default="1" w:styleId="NoList">
     <w:name w:val="No List"/>
     <w:uiPriority w:val="99"/>
     <w:semiHidden/>
     <w:unhideWhenUsed/>
   </w:style>
-  <w:style w:type="table" w:styleId="Tabelraster">
+  <w:style w:type="table" w:styleId="TableGrid">
     <w:name w:val="Table Grid"/>
-    <w:basedOn w:val="Standaardtabel"/>
+    <w:basedOn w:val="TableNormal"/>
     <w:uiPriority w:val="39"/>
     <w:rsid w:val="00C54C02"/>
     <w:pPr>
@@ -3398,9 +3991,9 @@
       </w:tblBorders>
     </w:tblPr>
   </w:style>
-  <w:style w:type="character" w:styleId="Verwijzingopmerking">
+  <w:style w:type="character" w:styleId="CommentReference">
     <w:name w:val="annotation reference"/>
-    <w:basedOn w:val="Standaardalinea-lettertype"/>
+    <w:basedOn w:val="DefaultParagraphFont"/>
     <w:uiPriority w:val="99"/>
     <w:semiHidden/>
     <w:unhideWhenUsed/>
@@ -3410,10 +4003,10 @@
       <w:szCs w:val="16"/>
     </w:rPr>
   </w:style>
-  <w:style w:type="paragraph" w:styleId="Tekstopmerking">
+  <w:style w:type="paragraph" w:styleId="CommentText">
     <w:name w:val="annotation text"/>
-    <w:basedOn w:val="Standaard"/>
-    <w:link w:val="TekstopmerkingChar"/>
+    <w:basedOn w:val="Normal"/>
+    <w:link w:val="CommentTextChar"/>
     <w:uiPriority w:val="99"/>
     <w:unhideWhenUsed/>
     <w:rsid w:val="00C54C02"/>
@@ -3425,10 +4018,10 @@
       <w:szCs w:val="20"/>
     </w:rPr>
   </w:style>
-  <w:style w:type="character" w:customStyle="1" w:styleId="TekstopmerkingChar">
-    <w:name w:val="Tekst opmerking Char"/>
-    <w:basedOn w:val="Standaardalinea-lettertype"/>
-    <w:link w:val="Tekstopmerking"/>
+  <w:style w:type="character" w:customStyle="1" w:styleId="CommentTextChar">
+    <w:name w:val="Comment Text Char"/>
+    <w:basedOn w:val="DefaultParagraphFont"/>
+    <w:link w:val="CommentText"/>
     <w:uiPriority w:val="99"/>
     <w:rsid w:val="00C54C02"/>
     <w:rPr>
@@ -3436,11 +4029,11 @@
       <w:szCs w:val="20"/>
     </w:rPr>
   </w:style>
-  <w:style w:type="paragraph" w:styleId="Onderwerpvanopmerking">
+  <w:style w:type="paragraph" w:styleId="CommentSubject">
     <w:name w:val="annotation subject"/>
-    <w:basedOn w:val="Tekstopmerking"/>
-    <w:next w:val="Tekstopmerking"/>
-    <w:link w:val="OnderwerpvanopmerkingChar"/>
+    <w:basedOn w:val="CommentText"/>
+    <w:next w:val="CommentText"/>
+    <w:link w:val="CommentSubjectChar"/>
     <w:uiPriority w:val="99"/>
     <w:semiHidden/>
     <w:unhideWhenUsed/>
@@ -3450,10 +4043,10 @@
       <w:bCs/>
     </w:rPr>
   </w:style>
-  <w:style w:type="character" w:customStyle="1" w:styleId="OnderwerpvanopmerkingChar">
-    <w:name w:val="Onderwerp van opmerking Char"/>
-    <w:basedOn w:val="TekstopmerkingChar"/>
-    <w:link w:val="Onderwerpvanopmerking"/>
+  <w:style w:type="character" w:customStyle="1" w:styleId="CommentSubjectChar">
+    <w:name w:val="Comment Subject Char"/>
+    <w:basedOn w:val="CommentTextChar"/>
+    <w:link w:val="CommentSubject"/>
     <w:uiPriority w:val="99"/>
     <w:semiHidden/>
     <w:rsid w:val="00C54C02"/>
@@ -3464,10 +4057,10 @@
       <w:szCs w:val="20"/>
     </w:rPr>
   </w:style>
-  <w:style w:type="character" w:customStyle="1" w:styleId="Kop1Char">
-    <w:name w:val="Kop 1 Char"/>
-    <w:basedOn w:val="Standaardalinea-lettertype"/>
-    <w:link w:val="Kop1"/>
+  <w:style w:type="character" w:customStyle="1" w:styleId="Heading1Char">
+    <w:name w:val="Heading 1 Char"/>
+    <w:basedOn w:val="DefaultParagraphFont"/>
+    <w:link w:val="Heading1"/>
     <w:uiPriority w:val="9"/>
     <w:rsid w:val="00320977"/>
     <w:rPr>
@@ -3477,10 +4070,10 @@
       <w:szCs w:val="32"/>
     </w:rPr>
   </w:style>
-  <w:style w:type="character" w:customStyle="1" w:styleId="Kop2Char">
-    <w:name w:val="Kop 2 Char"/>
-    <w:basedOn w:val="Standaardalinea-lettertype"/>
-    <w:link w:val="Kop2"/>
+  <w:style w:type="character" w:customStyle="1" w:styleId="Heading2Char">
+    <w:name w:val="Heading 2 Char"/>
+    <w:basedOn w:val="DefaultParagraphFont"/>
+    <w:link w:val="Heading2"/>
     <w:uiPriority w:val="9"/>
     <w:rsid w:val="00320977"/>
     <w:rPr>
@@ -3490,9 +4083,9 @@
       <w:szCs w:val="26"/>
     </w:rPr>
   </w:style>
-  <w:style w:type="paragraph" w:styleId="Lijstalinea">
+  <w:style w:type="paragraph" w:styleId="ListParagraph">
     <w:name w:val="List Paragraph"/>
-    <w:basedOn w:val="Standaard"/>
+    <w:basedOn w:val="Normal"/>
     <w:uiPriority w:val="34"/>
     <w:qFormat/>
     <w:rsid w:val="00C510DE"/>
@@ -3501,10 +4094,10 @@
       <w:contextualSpacing/>
     </w:pPr>
   </w:style>
-  <w:style w:type="paragraph" w:styleId="Kopvaninhoudsopgave">
+  <w:style w:type="paragraph" w:styleId="TOCHeading">
     <w:name w:val="TOC Heading"/>
-    <w:basedOn w:val="Kop1"/>
-    <w:next w:val="Standaard"/>
+    <w:basedOn w:val="Heading1"/>
+    <w:next w:val="Normal"/>
     <w:uiPriority w:val="39"/>
     <w:unhideWhenUsed/>
     <w:qFormat/>
@@ -3516,10 +4109,10 @@
       <w:lang w:eastAsia="nl-NL"/>
     </w:rPr>
   </w:style>
-  <w:style w:type="paragraph" w:styleId="Inhopg1">
+  <w:style w:type="paragraph" w:styleId="TOC1">
     <w:name w:val="toc 1"/>
-    <w:basedOn w:val="Standaard"/>
-    <w:next w:val="Standaard"/>
+    <w:basedOn w:val="Normal"/>
+    <w:next w:val="Normal"/>
     <w:autoRedefine/>
     <w:uiPriority w:val="39"/>
     <w:unhideWhenUsed/>
@@ -3528,10 +4121,10 @@
       <w:spacing w:after="100"/>
     </w:pPr>
   </w:style>
-  <w:style w:type="paragraph" w:styleId="Inhopg2">
+  <w:style w:type="paragraph" w:styleId="TOC2">
     <w:name w:val="toc 2"/>
-    <w:basedOn w:val="Standaard"/>
-    <w:next w:val="Standaard"/>
+    <w:basedOn w:val="Normal"/>
+    <w:next w:val="Normal"/>
     <w:autoRedefine/>
     <w:uiPriority w:val="39"/>
     <w:unhideWhenUsed/>
@@ -3543,7 +4136,7 @@
   </w:style>
   <w:style w:type="character" w:styleId="Hyperlink">
     <w:name w:val="Hyperlink"/>
-    <w:basedOn w:val="Standaardalinea-lettertype"/>
+    <w:basedOn w:val="DefaultParagraphFont"/>
     <w:uiPriority w:val="99"/>
     <w:unhideWhenUsed/>
     <w:rsid w:val="00467352"/>
@@ -3552,10 +4145,10 @@
       <w:u w:val="single"/>
     </w:rPr>
   </w:style>
-  <w:style w:type="paragraph" w:styleId="Koptekst">
+  <w:style w:type="paragraph" w:styleId="Header">
     <w:name w:val="header"/>
-    <w:basedOn w:val="Standaard"/>
-    <w:link w:val="KoptekstChar"/>
+    <w:basedOn w:val="Normal"/>
+    <w:link w:val="HeaderChar"/>
     <w:uiPriority w:val="99"/>
     <w:unhideWhenUsed/>
     <w:rsid w:val="00467352"/>
@@ -3567,17 +4160,17 @@
       <w:spacing w:after="0" w:line="240" w:lineRule="auto"/>
     </w:pPr>
   </w:style>
-  <w:style w:type="character" w:customStyle="1" w:styleId="KoptekstChar">
-    <w:name w:val="Koptekst Char"/>
-    <w:basedOn w:val="Standaardalinea-lettertype"/>
-    <w:link w:val="Koptekst"/>
+  <w:style w:type="character" w:customStyle="1" w:styleId="HeaderChar">
+    <w:name w:val="Header Char"/>
+    <w:basedOn w:val="DefaultParagraphFont"/>
+    <w:link w:val="Header"/>
     <w:uiPriority w:val="99"/>
     <w:rsid w:val="00467352"/>
   </w:style>
-  <w:style w:type="paragraph" w:styleId="Voettekst">
+  <w:style w:type="paragraph" w:styleId="Footer">
     <w:name w:val="footer"/>
-    <w:basedOn w:val="Standaard"/>
-    <w:link w:val="VoettekstChar"/>
+    <w:basedOn w:val="Normal"/>
+    <w:link w:val="FooterChar"/>
     <w:uiPriority w:val="99"/>
     <w:unhideWhenUsed/>
     <w:rsid w:val="00467352"/>
@@ -3589,17 +4182,17 @@
       <w:spacing w:after="0" w:line="240" w:lineRule="auto"/>
     </w:pPr>
   </w:style>
-  <w:style w:type="character" w:customStyle="1" w:styleId="VoettekstChar">
-    <w:name w:val="Voettekst Char"/>
-    <w:basedOn w:val="Standaardalinea-lettertype"/>
-    <w:link w:val="Voettekst"/>
+  <w:style w:type="character" w:customStyle="1" w:styleId="FooterChar">
+    <w:name w:val="Footer Char"/>
+    <w:basedOn w:val="DefaultParagraphFont"/>
+    <w:link w:val="Footer"/>
     <w:uiPriority w:val="99"/>
     <w:rsid w:val="00467352"/>
   </w:style>
-  <w:style w:type="character" w:customStyle="1" w:styleId="Kop3Char">
-    <w:name w:val="Kop 3 Char"/>
-    <w:basedOn w:val="Standaardalinea-lettertype"/>
-    <w:link w:val="Kop3"/>
+  <w:style w:type="character" w:customStyle="1" w:styleId="Heading3Char">
+    <w:name w:val="Heading 3 Char"/>
+    <w:basedOn w:val="DefaultParagraphFont"/>
+    <w:link w:val="Heading3"/>
     <w:uiPriority w:val="9"/>
     <w:rsid w:val="008E2AFD"/>
     <w:rPr>
@@ -3609,10 +4202,10 @@
       <w:szCs w:val="24"/>
     </w:rPr>
   </w:style>
-  <w:style w:type="paragraph" w:styleId="Inhopg3">
+  <w:style w:type="paragraph" w:styleId="TOC3">
     <w:name w:val="toc 3"/>
-    <w:basedOn w:val="Standaard"/>
-    <w:next w:val="Standaard"/>
+    <w:basedOn w:val="Normal"/>
+    <w:next w:val="Normal"/>
     <w:autoRedefine/>
     <w:uiPriority w:val="39"/>
     <w:unhideWhenUsed/>
